--- a/deliveries/2026-09-02/02_Procurement_Guides/GUIDE_20260902_10_Commercial_Truck_Fleet_Procurement.docx
+++ b/deliveries/2026-09-02/02_Procurement_Guides/GUIDE_20260902_10_Commercial_Truck_Fleet_Procurement.docx
@@ -7,7 +7,7 @@
         <w:pStyle w:val="Title"/>
       </w:pPr>
       <w:r>
-        <w:t>Bulk Commercial-Truck Fleet Procurement From China: Spec Customisation, Acceptance and Risk Control</w:t>
+        <w:t>Bulk Commercial-Truck Fleet Procurement From China: Duty-Cycle Engineering, 2026 Export-Licence Rules and Acceptance</w:t>
       </w:r>
     </w:p>
     <w:p>
@@ -29,7 +29,7 @@
         <w:t>SEO Title</w:t>
       </w:r>
       <w:r>
-        <w:t>: Buying a Chinese Truck Fleet in Bulk: Spec &amp; Procurement Guide</w:t>
+        <w:t>: Buying a Chinese Truck Fleet in Bulk: Spec, Licence &amp; Acceptance</w:t>
       </w:r>
     </w:p>
     <w:p>
@@ -43,7 +43,7 @@
         <w:t>Meta Description</w:t>
       </w:r>
       <w:r>
-        <w:t>: How to specify and bulk-procure Chinese heavy/dump/specialised trucks — duty-cycle engineering, axles/frame/body, export qualification, tender-grade acceptance criteria, documents and destination compliance.</w:t>
+        <w:t>: Engineer and bulk-procure Chinese heavy/dump/specialised trucks — duty-cycle spec, axles/frame/body, the official 2026 China vehicle export-licence regime, tender-grade acceptance and the document chain.</w:t>
       </w:r>
     </w:p>
     <w:p>
@@ -71,7 +71,7 @@
         <w:t>H1</w:t>
       </w:r>
       <w:r>
-        <w:t>: Procuring a Commercial-Truck Fleet From China: From Duty Cycle to Acceptance</w:t>
+        <w:t>: Procuring a Commercial-Truck Fleet From China: Duty Cycle, Exporter Licence and Acceptance</w:t>
       </w:r>
     </w:p>
     <w:p>
@@ -85,7 +85,7 @@
         <w:t>Primary Keyword</w:t>
       </w:r>
       <w:r>
-        <w:t>: bulk commercial truck fleet procurement from China specification</w:t>
+        <w:t>: bulk commercial truck fleet procurement China specification export licence</w:t>
       </w:r>
     </w:p>
     <w:p>
@@ -99,7 +99,7 @@
         <w:t>Secondary Search Terms</w:t>
       </w:r>
       <w:r>
-        <w:t>: China dump truck 6x4 8x4 export, heavy truck Euro emission specification, reinforced truck axle frame, fleet tender acceptance criteria, commercial vehicle export documents</w:t>
+        <w:t>: China dump truck 6x4 8x4 export, 2026 vehicle export licence MOFCOM, pure-EV passenger export licence HS 8703801090, reinforced axle frame, fleet tender acceptance, commercial vehicle export documents</w:t>
       </w:r>
     </w:p>
     <w:p>
@@ -127,7 +127,7 @@
         <w:t>Image Suggestions</w:t>
       </w:r>
       <w:r>
-        <w:t>: duty-cycle-to-spec worksheet; reinforced frame/axle diagram; tender acceptance inspection; export document chain</w:t>
+        <w:t>: duty-cycle-to-spec worksheet; reinforced frame/axle; tender acceptance inspection; export document chain</w:t>
       </w:r>
     </w:p>
     <w:p>
@@ -141,7 +141,7 @@
         <w:t>ALT Suggestions</w:t>
       </w:r>
       <w:r>
-        <w:t>: "Truck fleet duty cycle specification worksheet"; "Double-layer truck frame and reinforced drive axle"; "Fleet tender acceptance inspection at factory"</w:t>
+        <w:t>: "Truck fleet duty-cycle specification worksheet"; "double-layer frame and reinforced drive axle"; "fleet tender acceptance at factory"</w:t>
       </w:r>
     </w:p>
     <w:p>
@@ -149,21 +149,21 @@
         <w:pStyle w:val="Heading1"/>
       </w:pPr>
       <w:r>
-        <w:t>A Truck Fleet Is Engineered to Order, Not Picked Off a Shelf</w:t>
+        <w:t>A Fleet Is Engineered to Order, Not Picked Off a Shelf</w:t>
       </w:r>
     </w:p>
     <w:p>
       <w:r>
-        <w:t xml:space="preserve">Unlike passenger cars, commercial vehicles are </w:t>
+        <w:t xml:space="preserve">A 6×4 mining tipper, an 8×4 on-highway dump, a long-haul tractor and a reefer or tanker demand different powertrain, frame, axles and body choices, and bulk orders must additionally satisfy China's </w:t>
       </w:r>
       <w:r>
         <w:rPr>
           <w:b/>
         </w:rPr>
-        <w:t>not standard products</w:t>
+        <w:t>current (2026) export-licence regime</w:t>
       </w:r>
       <w:r>
-        <w:t>. A 6×4 mining dump truck, an 8×4 construction tipper, a long-haul tractor and a refrigerated or tanker special-purpose vehicle demand different powertrain, frame, axles, body and emission choices — and bulk orders must be matched to export qualification, documentation and tender-style acceptance. This guide gives fleet buyers, engineering contractors and CV importers a repeatable path from defining the duty cycle to accepting delivery. It does not quote discounts, MOQs or lead times: those are negotiated per project and no authoritative public figures exist.</w:t>
+        <w:t>, a tight document chain and tender-style acceptance. This guide gives fleet buyers, contractors and CV importers a repeatable path. It quotes no discounts, MOQs or lead times — those are negotiated per project and no authoritative public figures exist.</w:t>
       </w:r>
     </w:p>
     <w:p>
@@ -171,12 +171,12 @@
         <w:pStyle w:val="Heading1"/>
       </w:pPr>
       <w:r>
-        <w:t>Stage 1 — Define the Duty Cycle Before Talking Price</w:t>
+        <w:t>Step 1 — Define the Duty Cycle Before Price</w:t>
       </w:r>
     </w:p>
     <w:p>
       <w:r>
-        <w:t>Specify, in writing, the operating reality the trucks will face (per FAW/commercial-vehicle procurement guidance):</w:t>
+        <w:t>Specify, in writing, the operating reality (per commercial-vehicle procurement guidance):</w:t>
       </w:r>
     </w:p>
     <w:p>
@@ -187,10 +187,10 @@
         <w:rPr>
           <w:b/>
         </w:rPr>
-        <w:t>Application and configuration</w:t>
+        <w:t>Application/configuration</w:t>
       </w:r>
       <w:r>
-        <w:t>: e.g., 6×4 mining/quarry haul vs 8×4 on-highway dump vs 4×2 tractor; urban distribution vs long-haul.</w:t>
+        <w:t>: 6×4 quarry haul vs 8×4 highway dump vs 4×2 tractor; urban distribution vs long-haul.</w:t>
       </w:r>
     </w:p>
     <w:p>
@@ -201,10 +201,10 @@
         <w:rPr>
           <w:b/>
         </w:rPr>
-        <w:t>Payload and GVW target</w:t>
+        <w:t>Payload/GVW target</w:t>
       </w:r>
       <w:r>
-        <w:t>, terrain (gradient, unpaved/bad roads), annual mileage and climate.</w:t>
+        <w:t>, terrain (gradient, unpaved roads), annual mileage, climate.</w:t>
       </w:r>
     </w:p>
     <w:p>
@@ -215,19 +215,10 @@
         <w:rPr>
           <w:b/>
         </w:rPr>
-        <w:t>Fuel type</w:t>
+        <w:t>Fuel</w:t>
       </w:r>
       <w:r>
-        <w:t xml:space="preserve">: diesel vs </w:t>
-      </w:r>
-      <w:r>
-        <w:rPr>
-          <w:b/>
-        </w:rPr>
-        <w:t>LNG/CNG</w:t>
-      </w:r>
-      <w:r>
-        <w:t xml:space="preserve"> — chosen against local fuel/CNG availability and emission rules, not domestic Chinese habits.</w:t>
+        <w:t>: diesel vs LNG/CNG, chosen against local fuel availability and emission rules, not Chinese domestic habits.</w:t>
       </w:r>
     </w:p>
     <w:p>
@@ -238,7 +229,7 @@
         <w:rPr>
           <w:b/>
         </w:rPr>
-        <w:t>Emission standard the destination accepts</w:t>
+        <w:t>Destination-accepted emission stage</w:t>
       </w:r>
       <w:r>
         <w:t xml:space="preserve"> (e.g., Euro II vs Euro V class) — over-specifying raises cost; under-specifying blocks import.</w:t>
@@ -252,10 +243,10 @@
         <w:rPr>
           <w:b/>
         </w:rPr>
-        <w:t>Tyre specification</w:t>
+        <w:t>Tyres</w:t>
       </w:r>
       <w:r>
-        <w:t>, and special fitments: steering side (RHD/LHD), refrigeration unit, hydraulic system (tipper/tanker), PTO, etc.</w:t>
+        <w:t>, plus RHD/LHD, refrigeration/hydraulics, PTO and other fitments.</w:t>
       </w:r>
     </w:p>
     <w:p>
@@ -263,12 +254,7 @@
         <w:pStyle w:val="Heading1"/>
       </w:pPr>
       <w:r>
-        <w:t>Stage 2 — Engineer the Specification to the Work</w:t>
-      </w:r>
-    </w:p>
-    <w:p>
-      <w:r>
-        <w:t>Chinese CV builders offer duty-rated upgrades that matter for harsh operation (manufacturer guidance):</w:t>
+        <w:t>Step 2 — Engineer the Specification to the Work</w:t>
       </w:r>
     </w:p>
     <w:p>
@@ -282,16 +268,7 @@
         <w:t>Frame</w:t>
       </w:r>
       <w:r>
-        <w:t xml:space="preserve">: a </w:t>
-      </w:r>
-      <w:r>
-        <w:rPr>
-          <w:b/>
-        </w:rPr>
-        <w:t>double-layer (reinforced) chassis frame</w:t>
-      </w:r>
-      <w:r>
-        <w:t xml:space="preserve"> for overload-prone and rough-road work.</w:t>
+        <w:t>: double-layer (reinforced) chassis for overload-prone/rough work.</w:t>
       </w:r>
     </w:p>
     <w:p>
@@ -305,7 +282,7 @@
         <w:t>Axles</w:t>
       </w:r>
       <w:r>
-        <w:t>: reinforced drive axles (e.g., a heavy-duty 457-class rear axle cited by a builder) for high traction/load; final-drive ratio matched to grade and load.</w:t>
+        <w:t>: reinforced drive axles for traction/load; final-drive ratio matched to grade and GVW.</w:t>
       </w:r>
     </w:p>
     <w:p>
@@ -316,10 +293,10 @@
         <w:rPr>
           <w:b/>
         </w:rPr>
-        <w:t>Suspension, brakes and tyres</w:t>
+        <w:t>Suspension, brakes, tyres</w:t>
       </w:r>
       <w:r>
-        <w:t xml:space="preserve"> sized to GVW and terrain; consider cooling and intake for hot/dusty environments.</w:t>
+        <w:t xml:space="preserve"> sized to GVW/terrain; cooling/intake for hot/dusty environments.</w:t>
       </w:r>
     </w:p>
     <w:p>
@@ -330,10 +307,10 @@
         <w:rPr>
           <w:b/>
         </w:rPr>
-        <w:t>Cargo body / superstructure</w:t>
+        <w:t>Superstructure</w:t>
       </w:r>
       <w:r>
-        <w:t>: for specialised units (dump, tanker, reefer, sweeper), the body is a separate engineering decision from the chassis — specify material, thickness and lift/pump system.</w:t>
+        <w:t>: for dump/tanker/reefer/sweeper, the body is a separate engineering decision from the chassis — specify material, thickness and lift/pump system (see the Foton reefer page for chassis/box/unit separation).</w:t>
       </w:r>
     </w:p>
     <w:p>
@@ -341,12 +318,12 @@
         <w:pStyle w:val="Heading1"/>
       </w:pPr>
       <w:r>
-        <w:t>Stage 3 — Write Tender-Grade Acceptance Criteria</w:t>
+        <w:t>Step 3 — Write Tender-Grade Acceptance Criteria</w:t>
       </w:r>
     </w:p>
     <w:p>
       <w:r>
-        <w:t xml:space="preserve">The clearest way to avoid "looks the same, built weaker" disputes is to put hard, measurable parameters in the contract. A </w:t>
+        <w:t xml:space="preserve">Avoid "looks the same, built weaker" disputes with hard, measurable contract parameters. A </w:t>
       </w:r>
       <w:r>
         <w:rPr>
@@ -355,21 +332,65 @@
         <w:t>real Chinese tender</w:t>
       </w:r>
       <w:r>
-        <w:t xml:space="preserve"> for dump trucks (Hunan Road &amp; Bridge, Dushanbe-Tajikistan project, 15 units) set binding technical indicators such as:</w:t>
-      </w:r>
-    </w:p>
-    <w:p>
-      <w:pPr>
-        <w:pStyle w:val="ListBullet"/>
-      </w:pPr>
-      <w:r>
-        <w:t xml:space="preserve">Cargo-body </w:t>
+        <w:t xml:space="preserve"> for dump trucks (Hunan Road &amp; Bridge, Dushanbe-Tajikistan project, 15 units; VERIFIED tender document) bound the supplier to: cargo body </w:t>
       </w:r>
       <w:r>
         <w:rPr>
           <w:b/>
         </w:rPr>
-        <w:t>volume ≥ 15 m³</w:t>
+        <w:t>≥15 m³</w:t>
+      </w:r>
+      <w:r>
+        <w:t xml:space="preserve">, </w:t>
+      </w:r>
+      <w:r>
+        <w:rPr>
+          <w:b/>
+        </w:rPr>
+        <w:t>T700 high-strength wear-resistant steel</w:t>
+      </w:r>
+      <w:r>
+        <w:t xml:space="preserve">, floor </w:t>
+      </w:r>
+      <w:r>
+        <w:rPr>
+          <w:b/>
+        </w:rPr>
+        <w:t>≥10 mm</w:t>
+      </w:r>
+      <w:r>
+        <w:t xml:space="preserve">, side </w:t>
+      </w:r>
+      <w:r>
+        <w:rPr>
+          <w:b/>
+        </w:rPr>
+        <w:t>≥8 mm</w:t>
+      </w:r>
+      <w:r>
+        <w:t>, specified gear count and hoist type. Apply the same discipline: name engine/gearbox/axle brands and models, steel grade and plate thicknesses, body volume, tyre brand, paint/weld standards, and the inspection method (factory witness, third-party inspection, or arrival acceptance).</w:t>
+      </w:r>
+    </w:p>
+    <w:p>
+      <w:pPr>
+        <w:pStyle w:val="Heading1"/>
+      </w:pPr>
+      <w:r>
+        <w:t xml:space="preserve">Step 4 — Vet the Exporter Against the </w:t>
+      </w:r>
+      <w:r>
+        <w:rPr>
+          <w:b/>
+        </w:rPr>
+        <w:t>2026</w:t>
+      </w:r>
+      <w:r>
+        <w:t xml:space="preserve"> Licence Regime (official)</w:t>
+      </w:r>
+    </w:p>
+    <w:p>
+      <w:r>
+        <w:t>China's vehicle export rules are now anchored in current primary documents (VERIFIED):</w:t>
       </w:r>
     </w:p>
     <w:p>
@@ -380,62 +401,10 @@
         <w:rPr>
           <w:b/>
         </w:rPr>
-        <w:t>T700 high-strength wear-resistant steel</w:t>
-      </w:r>
-    </w:p>
-    <w:p>
-      <w:pPr>
-        <w:pStyle w:val="ListBullet"/>
-      </w:pPr>
-      <w:r>
-        <w:t xml:space="preserve">Floor plate </w:t>
+        <w:t>MOFCOM General Office Notice on the 2026 automobile/motorcycle export-licence application (商办贸函〔2025〕408号, 28 Sep 2025)</w:t>
       </w:r>
       <w:r>
-        <w:rPr>
-          <w:b/>
-        </w:rPr>
-        <w:t>≥ 10 mm</w:t>
-      </w:r>
-      <w:r>
-        <w:t xml:space="preserve">, side plate </w:t>
-      </w:r>
-      <w:r>
-        <w:rPr>
-          <w:b/>
-        </w:rPr>
-        <w:t>≥ 8 mm</w:t>
-      </w:r>
-    </w:p>
-    <w:p>
-      <w:pPr>
-        <w:pStyle w:val="ListBullet"/>
-      </w:pPr>
-      <w:r>
-        <w:t xml:space="preserve">Specified gearbox gear count and </w:t>
-      </w:r>
-      <w:r>
-        <w:rPr>
-          <w:b/>
-        </w:rPr>
-        <w:t>hoist/lift type</w:t>
-      </w:r>
-    </w:p>
-    <w:p>
-      <w:r>
-        <w:t>Use the same discipline: name brand/model of engine, gearbox and axles, steel grade and plate thicknesses, body volume, tyre brand/spec, paint and welding standards, and the inspection method (factory witness, third-party SGS-type inspection, or acceptance on arrival).</w:t>
-      </w:r>
-    </w:p>
-    <w:p>
-      <w:pPr>
-        <w:pStyle w:val="Heading1"/>
-      </w:pPr>
-      <w:r>
-        <w:t>Stage 4 — Vet the Supplier and Its Export Qualification</w:t>
-      </w:r>
-    </w:p>
-    <w:p>
-      <w:r>
-        <w:t>Apply supplier due diligence (see the supplier-vetting guide) with CV-specific checks:</w:t>
+        <w:t xml:space="preserve"> moves applications online (ecomp.licence.org.cn), with local-commerce preliminary review and a published qualified-enterprise list.</w:t>
       </w:r>
     </w:p>
     <w:p>
@@ -446,19 +415,84 @@
         <w:rPr>
           <w:b/>
         </w:rPr>
-        <w:t>Authorisation tier</w:t>
+        <w:t>Joint Announcement No. 54 (2025, MOFCOM/MIIT/GAC/SAMR)</w:t>
       </w:r>
       <w:r>
-        <w:t xml:space="preserve">: prefer a </w:t>
+        <w:t xml:space="preserve"> places </w:t>
       </w:r>
       <w:r>
         <w:rPr>
           <w:b/>
         </w:rPr>
-        <w:t>tier-1 (first-level) authorised dealer</w:t>
+        <w:t>pure-electric passenger vehicles (reference HS 8703801090) under an export-licence regime from 1 January 2026</w:t>
       </w:r>
       <w:r>
-        <w:t xml:space="preserve"> or the factory; verify years in business, certifications, reference cases and production capacity.</w:t>
+        <w:t>.</w:t>
+      </w:r>
+    </w:p>
+    <w:p>
+      <w:pPr>
+        <w:pStyle w:val="ListBullet"/>
+      </w:pPr>
+      <w:r>
+        <w:t xml:space="preserve">The </w:t>
+      </w:r>
+      <w:r>
+        <w:rPr>
+          <w:b/>
+        </w:rPr>
+        <w:t>2026 qualified-enterprise list</w:t>
+      </w:r>
+      <w:r>
+        <w:t xml:space="preserve"> was published 30 Dec 2025; a separate </w:t>
+      </w:r>
+      <w:r>
+        <w:rPr>
+          <w:b/>
+        </w:rPr>
+        <w:t>four-ministry notice (Nov 2025) tightens used-car export management</w:t>
+      </w:r>
+      <w:r>
+        <w:t>, requiring export-licence fields (brand, model, registration and transfer-for-export dates) to match the vehicle registration certificate.</w:t>
+      </w:r>
+    </w:p>
+    <w:p>
+      <w:r>
+        <w:t>CV-specific diligence:</w:t>
+      </w:r>
+    </w:p>
+    <w:p>
+      <w:pPr>
+        <w:pStyle w:val="ListBullet"/>
+      </w:pPr>
+      <w:r>
+        <w:t xml:space="preserve">Prefer a </w:t>
+      </w:r>
+      <w:r>
+        <w:rPr>
+          <w:b/>
+        </w:rPr>
+        <w:t>tier-1 authorised dealer or the factory</w:t>
+      </w:r>
+      <w:r>
+        <w:t>; verify years in business, certifications, references and capacity (method in the supplier-vetting guide).</w:t>
+      </w:r>
+    </w:p>
+    <w:p>
+      <w:pPr>
+        <w:pStyle w:val="ListBullet"/>
+      </w:pPr>
+      <w:r>
+        <w:t xml:space="preserve">Confirm the exporter is on the </w:t>
+      </w:r>
+      <w:r>
+        <w:rPr>
+          <w:b/>
+        </w:rPr>
+        <w:t>current-year</w:t>
+      </w:r>
+      <w:r>
+        <w:t xml:space="preserve"> qualified list and holds the correct export licence for the category (new-energy passenger licensing is new for 2026).</w:t>
       </w:r>
     </w:p>
     <w:p>
@@ -469,19 +503,19 @@
         <w:rPr>
           <w:b/>
         </w:rPr>
-        <w:t>Export qualification</w:t>
+        <w:t>New</w:t>
       </w:r>
       <w:r>
-        <w:t xml:space="preserve">: the exporter needs import/export operating rights, MOFCOM filing and a place on the </w:t>
+        <w:t xml:space="preserve"> trucks need OEM authorisation; </w:t>
       </w:r>
       <w:r>
         <w:rPr>
           <w:b/>
         </w:rPr>
-        <w:t>current vehicle-export qualification list</w:t>
+        <w:t>used</w:t>
       </w:r>
       <w:r>
-        <w:t xml:space="preserve"> (published/updated annually — use the current year's).</w:t>
+        <w:t xml:space="preserve"> trucks must meet the current used-car export conditions (including the registration-certificate consistency rules) and third-party inspection.</w:t>
       </w:r>
     </w:p>
     <w:p>
@@ -489,57 +523,7 @@
         <w:pStyle w:val="ListBullet"/>
       </w:pPr>
       <w:r>
-        <w:rPr>
-          <w:b/>
-        </w:rPr>
-        <w:t>New trucks</w:t>
-      </w:r>
-      <w:r>
-        <w:t xml:space="preserve"> require </w:t>
-      </w:r>
-      <w:r>
-        <w:rPr>
-          <w:b/>
-        </w:rPr>
-        <w:t>OEM authorisation</w:t>
-      </w:r>
-      <w:r>
-        <w:t xml:space="preserve">; </w:t>
-      </w:r>
-      <w:r>
-        <w:rPr>
-          <w:b/>
-        </w:rPr>
-        <w:t>used trucks</w:t>
-      </w:r>
-      <w:r>
-        <w:t xml:space="preserve"> must (per industry guidance) be more than </w:t>
-      </w:r>
-      <w:r>
-        <w:rPr>
-          <w:b/>
-        </w:rPr>
-        <w:t>one year from mandatory scrap age</w:t>
-      </w:r>
-      <w:r>
-        <w:t xml:space="preserve"> and pass </w:t>
-      </w:r>
-      <w:r>
-        <w:rPr>
-          <w:b/>
-        </w:rPr>
-        <w:t>third-party inspection</w:t>
-      </w:r>
-      <w:r>
-        <w:t xml:space="preserve"> before export.</w:t>
-      </w:r>
-    </w:p>
-    <w:p>
-      <w:pPr>
-        <w:pStyle w:val="ListBullet"/>
-      </w:pPr>
-      <w:r>
-        <w:t xml:space="preserve">For the major OEM groups (FAW, Sinotruk, Shacman, Foton, Dongfeng), assess the </w:t>
+        <w:t xml:space="preserve">For FAW/Sinotruk/Shacman/Foton/Dongfeng, verify the </w:t>
       </w:r>
       <w:r>
         <w:rPr>
@@ -548,7 +532,7 @@
         <w:t>overseas authorised service/spare-parts network</w:t>
       </w:r>
       <w:r>
-        <w:t xml:space="preserve"> in your country — a cheap truck without local parts support is a fleet liability. This guide gives the evaluation frame; network coverage must be verified per OEM.</w:t>
+        <w:t xml:space="preserve"> in the destination — a cheap truck without local parts is a fleet liability.</w:t>
       </w:r>
     </w:p>
     <w:p>
@@ -556,79 +540,21 @@
         <w:pStyle w:val="Heading1"/>
       </w:pPr>
       <w:r>
-        <w:t>Stage 5 — Assemble the Export Document Chain</w:t>
+        <w:t>Step 5 — Assemble the Export Document Chain</w:t>
       </w:r>
     </w:p>
     <w:p>
       <w:r>
-        <w:t>Base documentation for CV export (industry guidance):</w:t>
-      </w:r>
-    </w:p>
-    <w:p>
-      <w:pPr>
-        <w:pStyle w:val="ListBullet"/>
-      </w:pPr>
-      <w:r>
-        <w:rPr>
-          <w:b/>
-        </w:rPr>
-        <w:t>Customs export declaration</w:t>
-      </w:r>
-    </w:p>
-    <w:p>
-      <w:pPr>
-        <w:pStyle w:val="ListBullet"/>
-      </w:pPr>
-      <w:r>
-        <w:rPr>
-          <w:b/>
-        </w:rPr>
-        <w:t>Commercial invoice</w:t>
-      </w:r>
-      <w:r>
-        <w:t xml:space="preserve"> stating Incoterm (FOB/CIF) and insured value</w:t>
-      </w:r>
-    </w:p>
-    <w:p>
-      <w:pPr>
-        <w:pStyle w:val="ListBullet"/>
-      </w:pPr>
-      <w:r>
-        <w:rPr>
-          <w:b/>
-        </w:rPr>
-        <w:t>Packing list</w:t>
-      </w:r>
-      <w:r>
-        <w:t xml:space="preserve"> carrying </w:t>
+        <w:t xml:space="preserve">Customs export declaration; commercial invoice stating Incoterm and insured value; packing list carrying </w:t>
       </w:r>
       <w:r>
         <w:rPr>
           <w:b/>
         </w:rPr>
-        <w:t>VIN, engine number and container/unit numbers</w:t>
-      </w:r>
-    </w:p>
-    <w:p>
-      <w:pPr>
-        <w:pStyle w:val="ListBullet"/>
-      </w:pPr>
-      <w:r>
-        <w:rPr>
-          <w:b/>
-        </w:rPr>
-        <w:t>Foreign-trade contract</w:t>
+        <w:t>VIN, engine number and unit/container numbers</w:t>
       </w:r>
       <w:r>
-        <w:t xml:space="preserve"> with the agreed Incoterm, technical annex, acceptance standard and after-sales terms</w:t>
-      </w:r>
-    </w:p>
-    <w:p>
-      <w:pPr>
-        <w:pStyle w:val="ListBullet"/>
-      </w:pPr>
-      <w:r>
-        <w:t>Certificate of origin, OEM authorisation and (where required) third-party inspection/used-vehicle certificates</w:t>
+        <w:t>; foreign-trade contract with technical annex, acceptance standard and after-sales terms; certificate of origin; OEM authorisation; the export licence where the category requires it; and third-party/used-vehicle certificates where applicable.</w:t>
       </w:r>
     </w:p>
     <w:p>
@@ -636,7 +562,7 @@
         <w:pStyle w:val="Heading1"/>
       </w:pPr>
       <w:r>
-        <w:t>Stage 6 — Destination Compliance Before Production</w:t>
+        <w:t>Step 6 — Destination Compliance Before Production</w:t>
       </w:r>
     </w:p>
     <w:p>
@@ -650,25 +576,7 @@
         <w:t>before</w:t>
       </w:r>
       <w:r>
-        <w:t xml:space="preserve"> tooling the order (logistics guidance): banned/restricted models, </w:t>
-      </w:r>
-      <w:r>
-        <w:rPr>
-          <w:b/>
-        </w:rPr>
-        <w:t>RHD/LHD</w:t>
-      </w:r>
-      <w:r>
-        <w:t xml:space="preserve">, vehicle-age rules, treatment of accident/modified units, and the accepted </w:t>
-      </w:r>
-      <w:r>
-        <w:rPr>
-          <w:b/>
-        </w:rPr>
-        <w:t>emission standard</w:t>
-      </w:r>
-      <w:r>
-        <w:t xml:space="preserve"> (Euro-class or local). A fleet built to Chinese domestic regulation is not automatically importable — this is country-specific and must be checked per market (see the Saudi and Russia guides for examples).</w:t>
+        <w:t xml:space="preserve"> tooling: banned/restricted models, RHD/LHD, vehicle-age rules, accident/modified-unit treatment and the accepted emission stage — country-specific (see the Saudi, Russia and Chile guides). A China-domestic-spec fleet is not automatically importable.</w:t>
       </w:r>
     </w:p>
     <w:p>
@@ -676,21 +584,39 @@
         <w:pStyle w:val="Heading1"/>
       </w:pPr>
       <w:r>
-        <w:t>Process Flow for a Specialised/Fleet Order</w:t>
+        <w:t>What AutoBridge Adds Beyond a Sourcing-Agent Template</w:t>
       </w:r>
     </w:p>
     <w:p>
       <w:r>
-        <w:t xml:space="preserve">A manufacturer's documented 12-step flow condenses to: </w:t>
+        <w:t xml:space="preserve">Agents quote a truck; AutoBridge converts the buyer's </w:t>
       </w:r>
       <w:r>
         <w:rPr>
           <w:b/>
         </w:rPr>
-        <w:t>needs confirmation (use/chassis/tank/pump) → technical proposal → commercial negotiation (Incoterms, payment, lead time) → contract embedding technical parameters, acceptance standard and after-sales → production supervision → inspection → export documentation → shipment</w:t>
+        <w:t>duty cycle into a measurable technical annex</w:t>
       </w:r>
       <w:r>
-        <w:t>. Payment structuring (T/T vs L/C) is covered in the dedicated payment guide and is not repeated here.</w:t>
+        <w:t xml:space="preserve">, checks the exporter against the </w:t>
+      </w:r>
+      <w:r>
+        <w:rPr>
+          <w:b/>
+        </w:rPr>
+        <w:t>2026 qualified list and the new pure-EV passenger licensing rule by category</w:t>
+      </w:r>
+      <w:r>
+        <w:t xml:space="preserve">, and writes </w:t>
+      </w:r>
+      <w:r>
+        <w:rPr>
+          <w:b/>
+        </w:rPr>
+        <w:t>tender-grade, inspectable acceptance criteria</w:t>
+      </w:r>
+      <w:r>
+        <w:t xml:space="preserve"> (steel grade, plate thickness, named axles/gearbox) so a fleet cannot be delivered in a weaker build that still "matches the model name."</w:t>
       </w:r>
     </w:p>
     <w:p>
@@ -698,12 +624,12 @@
         <w:pStyle w:val="Heading1"/>
       </w:pPr>
       <w:r>
-        <w:t>Negotiation Dimensions (No Invented Numbers)</w:t>
+        <w:t>Negotiation Dimensions (no invented numbers)</w:t>
       </w:r>
     </w:p>
     <w:p>
       <w:r>
-        <w:t>Where bargaining happens — and what to pin contractually: unit price vs specification level, spare-parts package and common-wear-part kit, technician training/warranty terms, delivery schedule tied to milestones, inspection rights, and phased payment against production/inspection evidence. Obtain real figures from the supplier per project; never assume a "bulk discount" percentage.</w:t>
+        <w:t>Pin contractually: unit price vs specification level, spare-parts/common-wear kit, technician training/warranty, milestone-tied delivery schedule, inspection rights and phased payment against production/inspection evidence. Obtain real figures per project; never assume a bulk-discount percentage.</w:t>
       </w:r>
     </w:p>
     <w:p>
@@ -719,7 +645,7 @@
         <w:pStyle w:val="ListBullet"/>
       </w:pPr>
       <w:r>
-        <w:t>Duty cycle, GVW/payload, fuel and destination emission standard fixed in writing.</w:t>
+        <w:t>Duty cycle, GVW/payload, fuel and destination emission stage fixed in writing.</w:t>
       </w:r>
     </w:p>
     <w:p>
@@ -727,7 +653,7 @@
         <w:pStyle w:val="ListBullet"/>
       </w:pPr>
       <w:r>
-        <w:t>Frame/axle/suspension/body materials and thicknesses specified to tender grade.</w:t>
+        <w:t>Frame/axle/suspension/body materials and thicknesses to tender grade.</w:t>
       </w:r>
     </w:p>
     <w:p>
@@ -735,7 +661,16 @@
         <w:pStyle w:val="ListBullet"/>
       </w:pPr>
       <w:r>
-        <w:t>Exporter qualification, OEM authorisation (or used-truck age+inspection) verified.</w:t>
+        <w:t xml:space="preserve">Exporter verified on the </w:t>
+      </w:r>
+      <w:r>
+        <w:rPr>
+          <w:b/>
+        </w:rPr>
+        <w:t>2026</w:t>
+      </w:r>
+      <w:r>
+        <w:t xml:space="preserve"> qualified list with the correct category export licence + OEM authorisation (or used-car conditions).</w:t>
       </w:r>
     </w:p>
     <w:p>
@@ -743,7 +678,7 @@
         <w:pStyle w:val="ListBullet"/>
       </w:pPr>
       <w:r>
-        <w:t>Local OEM service/spare-parts coverage confirmed for the destination.</w:t>
+        <w:t>Local OEM service/spare-parts coverage confirmed.</w:t>
       </w:r>
     </w:p>
     <w:p>
@@ -751,7 +686,7 @@
         <w:pStyle w:val="ListBullet"/>
       </w:pPr>
       <w:r>
-        <w:t>Document chain (VIN/engine number, Incoterm, insured value) templated.</w:t>
+        <w:t>Document chain (VIN/engine number, Incoterm, insured value, licence) templated.</w:t>
       </w:r>
     </w:p>
     <w:p>
@@ -767,7 +702,7 @@
         <w:pStyle w:val="ListBullet"/>
       </w:pPr>
       <w:r>
-        <w:t>Acceptance/inspection method and after-sales terms embedded in the contract.</w:t>
+        <w:t>Acceptance/inspection method and after-sales embedded in the contract.</w:t>
       </w:r>
     </w:p>
     <w:p>
@@ -783,46 +718,46 @@
         <w:rPr>
           <w:b/>
         </w:rPr>
-        <w:t>Why not just order the standard domestic configuration?</w:t>
+        <w:t>What changed in China's export rules for 2026?</w:t>
       </w:r>
       <w:r>
-        <w:t xml:space="preserve"> Domestic specs target Chinese fuel, roads and emission rules; fleets need duty-rated frame/axles/body and the destination's emission standard engineered in. </w:t>
+        <w:t xml:space="preserve"> The 2026 application round runs under 商办贸函〔2025〕408号, and from 1 Jan 2026 pure-electric passenger vehicles (HS 8703801090) require an export licence under joint Announcement No. 54; use the current-year qualified list. </w:t>
       </w:r>
       <w:r>
         <w:rPr>
           <w:b/>
         </w:rPr>
-        <w:t>How do I stop a supplier substituting weaker steel or axles?</w:t>
+        <w:t>How do I stop weaker steel/axles being substituted?</w:t>
       </w:r>
       <w:r>
-        <w:t xml:space="preserve"> Write measurable acceptance criteria (steel grade, plate thickness, named axle/gearbox models, body volume) into the contract and inspect against them, as real tenders do. </w:t>
+        <w:t xml:space="preserve"> Write measurable criteria (steel grade, plate thickness, named axle/gearbox models, body volume) into the contract and inspect against them, as real tenders do. </w:t>
       </w:r>
       <w:r>
         <w:rPr>
           <w:b/>
         </w:rPr>
-        <w:t>What qualification must the exporter hold?</w:t>
+        <w:t>New vs used export condition?</w:t>
       </w:r>
       <w:r>
-        <w:t xml:space="preserve"> Import/export rights, MOFCOM filing and a place on the current export-qualification list, plus OEM authorisation for new units; used trucks need age and third-party inspection conditions met. </w:t>
+        <w:t xml:space="preserve"> New units need OEM authorisation and category licensing; used units must meet the Nov-2025 four-ministry rules (registration-certificate consistency) plus third-party inspection. </w:t>
       </w:r>
       <w:r>
         <w:rPr>
           <w:b/>
         </w:rPr>
-        <w:t>Which matters more, price or local parts support?</w:t>
+        <w:t>Price or local parts support?</w:t>
       </w:r>
       <w:r>
-        <w:t xml:space="preserve"> For a working fleet, local service/spare-parts coverage often determines total cost of ownership — verify the OEM network before choosing on price. </w:t>
+        <w:t xml:space="preserve"> For a working fleet, local service/spare-parts coverage often sets total cost of ownership — verify the OEM network before choosing on price. </w:t>
       </w:r>
       <w:r>
         <w:rPr>
           <w:b/>
         </w:rPr>
-        <w:t>Are standard bulk discounts available?</w:t>
+        <w:t>Are bulk discounts/MOQs published?</w:t>
       </w:r>
       <w:r>
-        <w:t xml:space="preserve"> Discounts, MOQs and lead times are per-project commercial terms with no authoritative public figures; negotiate them against a tightly specified technical annex.</w:t>
+        <w:t xml:space="preserve"> No — they are per-project commercial terms; negotiate against a tightly specified technical annex.</w:t>
       </w:r>
     </w:p>
     <w:p>
@@ -840,17 +775,18 @@
         <w:tblLook w:firstColumn="1" w:firstRow="1" w:lastColumn="0" w:lastRow="0" w:noHBand="0" w:noVBand="1" w:val="04A0"/>
       </w:tblPr>
       <w:tblGrid>
-        <w:gridCol w:w="1440"/>
-        <w:gridCol w:w="1440"/>
-        <w:gridCol w:w="1440"/>
-        <w:gridCol w:w="1440"/>
-        <w:gridCol w:w="1440"/>
-        <w:gridCol w:w="1440"/>
+        <w:gridCol w:w="1234"/>
+        <w:gridCol w:w="1234"/>
+        <w:gridCol w:w="1234"/>
+        <w:gridCol w:w="1234"/>
+        <w:gridCol w:w="1234"/>
+        <w:gridCol w:w="1234"/>
+        <w:gridCol w:w="1234"/>
       </w:tblGrid>
       <w:tr>
         <w:tc>
           <w:tcPr>
-            <w:tcW w:type="dxa" w:w="1440"/>
+            <w:tcW w:type="dxa" w:w="1234"/>
             <w:shd w:val="clear" w:fill="EAF0F6"/>
           </w:tcPr>
           <w:p>
@@ -871,7 +807,7 @@
         </w:tc>
         <w:tc>
           <w:tcPr>
-            <w:tcW w:type="dxa" w:w="1440"/>
+            <w:tcW w:type="dxa" w:w="1234"/>
             <w:shd w:val="clear" w:fill="EAF0F6"/>
           </w:tcPr>
           <w:p>
@@ -892,7 +828,7 @@
         </w:tc>
         <w:tc>
           <w:tcPr>
-            <w:tcW w:type="dxa" w:w="1440"/>
+            <w:tcW w:type="dxa" w:w="1234"/>
             <w:shd w:val="clear" w:fill="EAF0F6"/>
           </w:tcPr>
           <w:p>
@@ -913,7 +849,7 @@
         </w:tc>
         <w:tc>
           <w:tcPr>
-            <w:tcW w:type="dxa" w:w="1440"/>
+            <w:tcW w:type="dxa" w:w="1234"/>
             <w:shd w:val="clear" w:fill="EAF0F6"/>
           </w:tcPr>
           <w:p>
@@ -934,7 +870,7 @@
         </w:tc>
         <w:tc>
           <w:tcPr>
-            <w:tcW w:type="dxa" w:w="1440"/>
+            <w:tcW w:type="dxa" w:w="1234"/>
             <w:shd w:val="clear" w:fill="EAF0F6"/>
           </w:tcPr>
           <w:p>
@@ -955,7 +891,28 @@
         </w:tc>
         <w:tc>
           <w:tcPr>
-            <w:tcW w:type="dxa" w:w="1440"/>
+            <w:tcW w:type="dxa" w:w="1234"/>
+            <w:shd w:val="clear" w:fill="EAF0F6"/>
+          </w:tcPr>
+          <w:p>
+            <w:r>
+              <w:rPr>
+                <w:b/>
+                <w:sz w:val="20"/>
+              </w:rPr>
+            </w:r>
+            <w:r>
+              <w:rPr>
+                <w:b/>
+                <w:sz w:val="20"/>
+              </w:rPr>
+              <w:t>Confidence</w:t>
+            </w:r>
+          </w:p>
+        </w:tc>
+        <w:tc>
+          <w:tcPr>
+            <w:tcW w:type="dxa" w:w="1234"/>
             <w:shd w:val="clear" w:fill="EAF0F6"/>
           </w:tcPr>
           <w:p>
@@ -978,7 +935,7 @@
       <w:tr>
         <w:tc>
           <w:tcPr>
-            <w:tcW w:type="dxa" w:w="1440"/>
+            <w:tcW w:type="dxa" w:w="1234"/>
           </w:tcPr>
           <w:p>
             <w:r>
@@ -990,13 +947,13 @@
               <w:rPr>
                 <w:sz w:val="20"/>
               </w:rPr>
-              <w:t>Step-by-step sourcing of commercial vehicles from China</w:t>
+              <w:t>2026 automobile/motorcycle export-licence application notice (商办贸函〔2025〕408号)</w:t>
             </w:r>
           </w:p>
         </w:tc>
         <w:tc>
           <w:tcPr>
-            <w:tcW w:type="dxa" w:w="1440"/>
+            <w:tcW w:type="dxa" w:w="1234"/>
           </w:tcPr>
           <w:p>
             <w:r>
@@ -1008,13 +965,710 @@
               <w:rPr>
                 <w:sz w:val="20"/>
               </w:rPr>
-              <w:t>Qingdao Chary Machinery (manufacturer)</w:t>
+              <w:t>MOFCOM (</w:t>
+            </w:r>
+            <w:r>
+              <w:rPr>
+                <w:b/>
+                <w:sz w:val="20"/>
+              </w:rPr>
+              <w:t>government official</w:t>
+            </w:r>
+            <w:r>
+              <w:rPr>
+                <w:sz w:val="20"/>
+              </w:rPr>
+              <w:t>)</w:t>
             </w:r>
           </w:p>
         </w:tc>
         <w:tc>
           <w:tcPr>
-            <w:tcW w:type="dxa" w:w="1440"/>
+            <w:tcW w:type="dxa" w:w="1234"/>
+          </w:tcPr>
+          <w:p>
+            <w:r>
+              <w:rPr>
+                <w:sz w:val="20"/>
+              </w:rPr>
+            </w:r>
+            <w:r>
+              <w:rPr>
+                <w:sz w:val="20"/>
+              </w:rPr>
+              <w:t>CN</w:t>
+            </w:r>
+          </w:p>
+        </w:tc>
+        <w:tc>
+          <w:tcPr>
+            <w:tcW w:type="dxa" w:w="1234"/>
+          </w:tcPr>
+          <w:p>
+            <w:r>
+              <w:rPr>
+                <w:sz w:val="20"/>
+              </w:rPr>
+            </w:r>
+            <w:r>
+              <w:rPr>
+                <w:sz w:val="20"/>
+              </w:rPr>
+              <w:t>https://www.mofcom.gov.cn/zwgk/zcfb/art/2025/art_7c50d6688ca34d1786a1bfd2ccde7d19.html</w:t>
+            </w:r>
+          </w:p>
+        </w:tc>
+        <w:tc>
+          <w:tcPr>
+            <w:tcW w:type="dxa" w:w="1234"/>
+          </w:tcPr>
+          <w:p>
+            <w:r>
+              <w:rPr>
+                <w:sz w:val="20"/>
+              </w:rPr>
+            </w:r>
+            <w:r>
+              <w:rPr>
+                <w:sz w:val="20"/>
+              </w:rPr>
+              <w:t>2026-09-03</w:t>
+            </w:r>
+          </w:p>
+        </w:tc>
+        <w:tc>
+          <w:tcPr>
+            <w:tcW w:type="dxa" w:w="1234"/>
+          </w:tcPr>
+          <w:p>
+            <w:r>
+              <w:rPr>
+                <w:sz w:val="20"/>
+              </w:rPr>
+            </w:r>
+            <w:r>
+              <w:rPr>
+                <w:b/>
+                <w:sz w:val="20"/>
+              </w:rPr>
+              <w:t>VERIFIED</w:t>
+            </w:r>
+          </w:p>
+        </w:tc>
+        <w:tc>
+          <w:tcPr>
+            <w:tcW w:type="dxa" w:w="1234"/>
+          </w:tcPr>
+          <w:p>
+            <w:r>
+              <w:rPr>
+                <w:sz w:val="20"/>
+              </w:rPr>
+            </w:r>
+            <w:r>
+              <w:rPr>
+                <w:sz w:val="20"/>
+              </w:rPr>
+              <w:t>Online application system, local review, qualified-list process</w:t>
+            </w:r>
+          </w:p>
+        </w:tc>
+      </w:tr>
+      <w:tr>
+        <w:tc>
+          <w:tcPr>
+            <w:tcW w:type="dxa" w:w="1234"/>
+          </w:tcPr>
+          <w:p>
+            <w:r>
+              <w:rPr>
+                <w:sz w:val="20"/>
+              </w:rPr>
+            </w:r>
+            <w:r>
+              <w:rPr>
+                <w:sz w:val="20"/>
+              </w:rPr>
+              <w:t>Pure-EV passenger export licensing from 2026-01-01 (Announcement No. 54; HS 8703801090)</w:t>
+            </w:r>
+          </w:p>
+        </w:tc>
+        <w:tc>
+          <w:tcPr>
+            <w:tcW w:type="dxa" w:w="1234"/>
+          </w:tcPr>
+          <w:p>
+            <w:r>
+              <w:rPr>
+                <w:sz w:val="20"/>
+              </w:rPr>
+            </w:r>
+            <w:r>
+              <w:rPr>
+                <w:sz w:val="20"/>
+              </w:rPr>
+              <w:t>MOFCOM/MIIT/GAC/SAMR (</w:t>
+            </w:r>
+            <w:r>
+              <w:rPr>
+                <w:b/>
+                <w:sz w:val="20"/>
+              </w:rPr>
+              <w:t>government official</w:t>
+            </w:r>
+            <w:r>
+              <w:rPr>
+                <w:sz w:val="20"/>
+              </w:rPr>
+              <w:t>)</w:t>
+            </w:r>
+          </w:p>
+        </w:tc>
+        <w:tc>
+          <w:tcPr>
+            <w:tcW w:type="dxa" w:w="1234"/>
+          </w:tcPr>
+          <w:p>
+            <w:r>
+              <w:rPr>
+                <w:sz w:val="20"/>
+              </w:rPr>
+            </w:r>
+            <w:r>
+              <w:rPr>
+                <w:sz w:val="20"/>
+              </w:rPr>
+              <w:t>CN</w:t>
+            </w:r>
+          </w:p>
+        </w:tc>
+        <w:tc>
+          <w:tcPr>
+            <w:tcW w:type="dxa" w:w="1234"/>
+          </w:tcPr>
+          <w:p>
+            <w:r>
+              <w:rPr>
+                <w:sz w:val="20"/>
+              </w:rPr>
+            </w:r>
+            <w:r>
+              <w:rPr>
+                <w:sz w:val="20"/>
+              </w:rPr>
+              <w:t>https://wms.mofcom.gov.cn/zcfb/wmgl/art/2025/art_4fffefa930ec42c1875859eac89ff1e4.html</w:t>
+            </w:r>
+          </w:p>
+        </w:tc>
+        <w:tc>
+          <w:tcPr>
+            <w:tcW w:type="dxa" w:w="1234"/>
+          </w:tcPr>
+          <w:p>
+            <w:r>
+              <w:rPr>
+                <w:sz w:val="20"/>
+              </w:rPr>
+            </w:r>
+            <w:r>
+              <w:rPr>
+                <w:sz w:val="20"/>
+              </w:rPr>
+              <w:t>2026-09-03</w:t>
+            </w:r>
+          </w:p>
+        </w:tc>
+        <w:tc>
+          <w:tcPr>
+            <w:tcW w:type="dxa" w:w="1234"/>
+          </w:tcPr>
+          <w:p>
+            <w:r>
+              <w:rPr>
+                <w:sz w:val="20"/>
+              </w:rPr>
+            </w:r>
+            <w:r>
+              <w:rPr>
+                <w:b/>
+                <w:sz w:val="20"/>
+              </w:rPr>
+              <w:t>VERIFIED</w:t>
+            </w:r>
+          </w:p>
+        </w:tc>
+        <w:tc>
+          <w:tcPr>
+            <w:tcW w:type="dxa" w:w="1234"/>
+          </w:tcPr>
+          <w:p>
+            <w:r>
+              <w:rPr>
+                <w:sz w:val="20"/>
+              </w:rPr>
+            </w:r>
+            <w:r>
+              <w:rPr>
+                <w:sz w:val="20"/>
+              </w:rPr>
+              <w:t>2026 NEV-passenger export-licence regime</w:t>
+            </w:r>
+          </w:p>
+        </w:tc>
+      </w:tr>
+      <w:tr>
+        <w:tc>
+          <w:tcPr>
+            <w:tcW w:type="dxa" w:w="1234"/>
+          </w:tcPr>
+          <w:p>
+            <w:r>
+              <w:rPr>
+                <w:sz w:val="20"/>
+              </w:rPr>
+            </w:r>
+            <w:r>
+              <w:rPr>
+                <w:sz w:val="20"/>
+              </w:rPr>
+              <w:t>2026 qualified export-licence enterprise list</w:t>
+            </w:r>
+          </w:p>
+        </w:tc>
+        <w:tc>
+          <w:tcPr>
+            <w:tcW w:type="dxa" w:w="1234"/>
+          </w:tcPr>
+          <w:p>
+            <w:r>
+              <w:rPr>
+                <w:sz w:val="20"/>
+              </w:rPr>
+            </w:r>
+            <w:r>
+              <w:rPr>
+                <w:sz w:val="20"/>
+              </w:rPr>
+              <w:t>MOFCOM Foreign Trade Dept (</w:t>
+            </w:r>
+            <w:r>
+              <w:rPr>
+                <w:b/>
+                <w:sz w:val="20"/>
+              </w:rPr>
+              <w:t>government official</w:t>
+            </w:r>
+            <w:r>
+              <w:rPr>
+                <w:sz w:val="20"/>
+              </w:rPr>
+              <w:t>)</w:t>
+            </w:r>
+          </w:p>
+        </w:tc>
+        <w:tc>
+          <w:tcPr>
+            <w:tcW w:type="dxa" w:w="1234"/>
+          </w:tcPr>
+          <w:p>
+            <w:r>
+              <w:rPr>
+                <w:sz w:val="20"/>
+              </w:rPr>
+            </w:r>
+            <w:r>
+              <w:rPr>
+                <w:sz w:val="20"/>
+              </w:rPr>
+              <w:t>CN</w:t>
+            </w:r>
+          </w:p>
+        </w:tc>
+        <w:tc>
+          <w:tcPr>
+            <w:tcW w:type="dxa" w:w="1234"/>
+          </w:tcPr>
+          <w:p>
+            <w:r>
+              <w:rPr>
+                <w:sz w:val="20"/>
+              </w:rPr>
+            </w:r>
+            <w:r>
+              <w:rPr>
+                <w:sz w:val="20"/>
+              </w:rPr>
+              <w:t>http://wms.mofcom.gov.cn/zcfb/wmgl/art/2025/art_6685d244c4f4429e9a749a1a9f34bf19.html</w:t>
+            </w:r>
+          </w:p>
+        </w:tc>
+        <w:tc>
+          <w:tcPr>
+            <w:tcW w:type="dxa" w:w="1234"/>
+          </w:tcPr>
+          <w:p>
+            <w:r>
+              <w:rPr>
+                <w:sz w:val="20"/>
+              </w:rPr>
+            </w:r>
+            <w:r>
+              <w:rPr>
+                <w:sz w:val="20"/>
+              </w:rPr>
+              <w:t>2026-09-03</w:t>
+            </w:r>
+          </w:p>
+        </w:tc>
+        <w:tc>
+          <w:tcPr>
+            <w:tcW w:type="dxa" w:w="1234"/>
+          </w:tcPr>
+          <w:p>
+            <w:r>
+              <w:rPr>
+                <w:sz w:val="20"/>
+              </w:rPr>
+            </w:r>
+            <w:r>
+              <w:rPr>
+                <w:b/>
+                <w:sz w:val="20"/>
+              </w:rPr>
+              <w:t>VERIFIED</w:t>
+            </w:r>
+          </w:p>
+        </w:tc>
+        <w:tc>
+          <w:tcPr>
+            <w:tcW w:type="dxa" w:w="1234"/>
+          </w:tcPr>
+          <w:p>
+            <w:r>
+              <w:rPr>
+                <w:sz w:val="20"/>
+              </w:rPr>
+            </w:r>
+            <w:r>
+              <w:rPr>
+                <w:sz w:val="20"/>
+              </w:rPr>
+              <w:t>Current-year qualified enterprises</w:t>
+            </w:r>
+          </w:p>
+        </w:tc>
+      </w:tr>
+      <w:tr>
+        <w:tc>
+          <w:tcPr>
+            <w:tcW w:type="dxa" w:w="1234"/>
+          </w:tcPr>
+          <w:p>
+            <w:r>
+              <w:rPr>
+                <w:sz w:val="20"/>
+              </w:rPr>
+            </w:r>
+            <w:r>
+              <w:rPr>
+                <w:sz w:val="20"/>
+              </w:rPr>
+              <w:t>Further strengthening used-car export management (Nov 2025)</w:t>
+            </w:r>
+          </w:p>
+        </w:tc>
+        <w:tc>
+          <w:tcPr>
+            <w:tcW w:type="dxa" w:w="1234"/>
+          </w:tcPr>
+          <w:p>
+            <w:r>
+              <w:rPr>
+                <w:sz w:val="20"/>
+              </w:rPr>
+            </w:r>
+            <w:r>
+              <w:rPr>
+                <w:sz w:val="20"/>
+              </w:rPr>
+              <w:t>MOFCOM/MIIT/MPS/GAC via gov.cn (</w:t>
+            </w:r>
+            <w:r>
+              <w:rPr>
+                <w:b/>
+                <w:sz w:val="20"/>
+              </w:rPr>
+              <w:t>government official</w:t>
+            </w:r>
+            <w:r>
+              <w:rPr>
+                <w:sz w:val="20"/>
+              </w:rPr>
+              <w:t>)</w:t>
+            </w:r>
+          </w:p>
+        </w:tc>
+        <w:tc>
+          <w:tcPr>
+            <w:tcW w:type="dxa" w:w="1234"/>
+          </w:tcPr>
+          <w:p>
+            <w:r>
+              <w:rPr>
+                <w:sz w:val="20"/>
+              </w:rPr>
+            </w:r>
+            <w:r>
+              <w:rPr>
+                <w:sz w:val="20"/>
+              </w:rPr>
+              <w:t>CN</w:t>
+            </w:r>
+          </w:p>
+        </w:tc>
+        <w:tc>
+          <w:tcPr>
+            <w:tcW w:type="dxa" w:w="1234"/>
+          </w:tcPr>
+          <w:p>
+            <w:r>
+              <w:rPr>
+                <w:sz w:val="20"/>
+              </w:rPr>
+            </w:r>
+            <w:r>
+              <w:rPr>
+                <w:sz w:val="20"/>
+              </w:rPr>
+              <w:t>https://www.gov.cn/zhengce/zhengceku/202511/content_7048644.htm</w:t>
+            </w:r>
+          </w:p>
+        </w:tc>
+        <w:tc>
+          <w:tcPr>
+            <w:tcW w:type="dxa" w:w="1234"/>
+          </w:tcPr>
+          <w:p>
+            <w:r>
+              <w:rPr>
+                <w:sz w:val="20"/>
+              </w:rPr>
+            </w:r>
+            <w:r>
+              <w:rPr>
+                <w:sz w:val="20"/>
+              </w:rPr>
+              <w:t>2026-09-03</w:t>
+            </w:r>
+          </w:p>
+        </w:tc>
+        <w:tc>
+          <w:tcPr>
+            <w:tcW w:type="dxa" w:w="1234"/>
+          </w:tcPr>
+          <w:p>
+            <w:r>
+              <w:rPr>
+                <w:sz w:val="20"/>
+              </w:rPr>
+            </w:r>
+            <w:r>
+              <w:rPr>
+                <w:b/>
+                <w:sz w:val="20"/>
+              </w:rPr>
+              <w:t>VERIFIED</w:t>
+            </w:r>
+          </w:p>
+        </w:tc>
+        <w:tc>
+          <w:tcPr>
+            <w:tcW w:type="dxa" w:w="1234"/>
+          </w:tcPr>
+          <w:p>
+            <w:r>
+              <w:rPr>
+                <w:sz w:val="20"/>
+              </w:rPr>
+            </w:r>
+            <w:r>
+              <w:rPr>
+                <w:sz w:val="20"/>
+              </w:rPr>
+              <w:t>Used-car export-licence field/registration-certificate consistency</w:t>
+            </w:r>
+          </w:p>
+        </w:tc>
+      </w:tr>
+      <w:tr>
+        <w:tc>
+          <w:tcPr>
+            <w:tcW w:type="dxa" w:w="1234"/>
+          </w:tcPr>
+          <w:p>
+            <w:r>
+              <w:rPr>
+                <w:sz w:val="20"/>
+              </w:rPr>
+            </w:r>
+            <w:r>
+              <w:rPr>
+                <w:sz w:val="20"/>
+              </w:rPr>
+              <w:t>15-unit dump-truck tender (binding technical indicators)</w:t>
+            </w:r>
+          </w:p>
+        </w:tc>
+        <w:tc>
+          <w:tcPr>
+            <w:tcW w:type="dxa" w:w="1234"/>
+          </w:tcPr>
+          <w:p>
+            <w:r>
+              <w:rPr>
+                <w:sz w:val="20"/>
+              </w:rPr>
+            </w:r>
+            <w:r>
+              <w:rPr>
+                <w:sz w:val="20"/>
+              </w:rPr>
+              <w:t>Hunan Road &amp; Bridge Group (real tender)</w:t>
+            </w:r>
+          </w:p>
+        </w:tc>
+        <w:tc>
+          <w:tcPr>
+            <w:tcW w:type="dxa" w:w="1234"/>
+          </w:tcPr>
+          <w:p>
+            <w:r>
+              <w:rPr>
+                <w:sz w:val="20"/>
+              </w:rPr>
+            </w:r>
+            <w:r>
+              <w:rPr>
+                <w:sz w:val="20"/>
+              </w:rPr>
+              <w:t>CN→Central Asia</w:t>
+            </w:r>
+          </w:p>
+        </w:tc>
+        <w:tc>
+          <w:tcPr>
+            <w:tcW w:type="dxa" w:w="1234"/>
+          </w:tcPr>
+          <w:p>
+            <w:r>
+              <w:rPr>
+                <w:sz w:val="20"/>
+              </w:rPr>
+            </w:r>
+            <w:r>
+              <w:rPr>
+                <w:sz w:val="20"/>
+              </w:rPr>
+              <w:t>http://www.hnrb.cn/2025/zhaobiaogonggao_0925/9717.html</w:t>
+            </w:r>
+          </w:p>
+        </w:tc>
+        <w:tc>
+          <w:tcPr>
+            <w:tcW w:type="dxa" w:w="1234"/>
+          </w:tcPr>
+          <w:p>
+            <w:r>
+              <w:rPr>
+                <w:sz w:val="20"/>
+              </w:rPr>
+            </w:r>
+            <w:r>
+              <w:rPr>
+                <w:sz w:val="20"/>
+              </w:rPr>
+              <w:t>2026-09-02</w:t>
+            </w:r>
+          </w:p>
+        </w:tc>
+        <w:tc>
+          <w:tcPr>
+            <w:tcW w:type="dxa" w:w="1234"/>
+          </w:tcPr>
+          <w:p>
+            <w:r>
+              <w:rPr>
+                <w:sz w:val="20"/>
+              </w:rPr>
+            </w:r>
+            <w:r>
+              <w:rPr>
+                <w:b/>
+                <w:sz w:val="20"/>
+              </w:rPr>
+              <w:t>VERIFIED</w:t>
+            </w:r>
+          </w:p>
+        </w:tc>
+        <w:tc>
+          <w:tcPr>
+            <w:tcW w:type="dxa" w:w="1234"/>
+          </w:tcPr>
+          <w:p>
+            <w:r>
+              <w:rPr>
+                <w:sz w:val="20"/>
+              </w:rPr>
+            </w:r>
+            <w:r>
+              <w:rPr>
+                <w:sz w:val="20"/>
+              </w:rPr>
+              <w:t>≥15 m³, T700 steel, floor ≥10 mm, side ≥8 mm, lift type</w:t>
+            </w:r>
+          </w:p>
+        </w:tc>
+      </w:tr>
+      <w:tr>
+        <w:tc>
+          <w:tcPr>
+            <w:tcW w:type="dxa" w:w="1234"/>
+          </w:tcPr>
+          <w:p>
+            <w:r>
+              <w:rPr>
+                <w:sz w:val="20"/>
+              </w:rPr>
+            </w:r>
+            <w:r>
+              <w:rPr>
+                <w:sz w:val="20"/>
+              </w:rPr>
+              <w:t>Duty-cycle/customisation guidance (double-layer frame, duty-rated axles)</w:t>
+            </w:r>
+          </w:p>
+        </w:tc>
+        <w:tc>
+          <w:tcPr>
+            <w:tcW w:type="dxa" w:w="1234"/>
+          </w:tcPr>
+          <w:p>
+            <w:r>
+              <w:rPr>
+                <w:sz w:val="20"/>
+              </w:rPr>
+            </w:r>
+            <w:r>
+              <w:rPr>
+                <w:sz w:val="20"/>
+              </w:rPr>
+              <w:t>CV manufacturers (Chary/FAW guidance; Chengli 12-step flow)</w:t>
+            </w:r>
+          </w:p>
+        </w:tc>
+        <w:tc>
+          <w:tcPr>
+            <w:tcW w:type="dxa" w:w="1234"/>
           </w:tcPr>
           <w:p>
             <w:r>
@@ -1032,7 +1686,7 @@
         </w:tc>
         <w:tc>
           <w:tcPr>
-            <w:tcW w:type="dxa" w:w="1440"/>
+            <w:tcW w:type="dxa" w:w="1234"/>
           </w:tcPr>
           <w:p>
             <w:r>
@@ -1050,7 +1704,7 @@
         </w:tc>
         <w:tc>
           <w:tcPr>
-            <w:tcW w:type="dxa" w:w="1440"/>
+            <w:tcW w:type="dxa" w:w="1234"/>
           </w:tcPr>
           <w:p>
             <w:r>
@@ -1068,7 +1722,7 @@
         </w:tc>
         <w:tc>
           <w:tcPr>
-            <w:tcW w:type="dxa" w:w="1440"/>
+            <w:tcW w:type="dxa" w:w="1234"/>
           </w:tcPr>
           <w:p>
             <w:r>
@@ -1080,15 +1734,13 @@
               <w:rPr>
                 <w:sz w:val="20"/>
               </w:rPr>
-              <w:t>Diesel/LNG/CNG, double-layer frame, 457 axle customisation</w:t>
+              <w:t>CROSS_CHECKED</w:t>
             </w:r>
           </w:p>
         </w:tc>
-      </w:tr>
-      <w:tr>
         <w:tc>
           <w:tcPr>
-            <w:tcW w:type="dxa" w:w="1440"/>
+            <w:tcW w:type="dxa" w:w="1234"/>
           </w:tcPr>
           <w:p>
             <w:r>
@@ -1100,647 +1752,7 @@
               <w:rPr>
                 <w:sz w:val="20"/>
               </w:rPr>
-              <w:t>Efficient FAW truck procurement risk-mitigation guide</w:t>
-            </w:r>
-          </w:p>
-        </w:tc>
-        <w:tc>
-          <w:tcPr>
-            <w:tcW w:type="dxa" w:w="1440"/>
-          </w:tcPr>
-          <w:p>
-            <w:r>
-              <w:rPr>
-                <w:sz w:val="20"/>
-              </w:rPr>
-            </w:r>
-            <w:r>
-              <w:rPr>
-                <w:sz w:val="20"/>
-              </w:rPr>
-              <w:t>HTNXT</w:t>
-            </w:r>
-          </w:p>
-        </w:tc>
-        <w:tc>
-          <w:tcPr>
-            <w:tcW w:type="dxa" w:w="1440"/>
-          </w:tcPr>
-          <w:p>
-            <w:r>
-              <w:rPr>
-                <w:sz w:val="20"/>
-              </w:rPr>
-            </w:r>
-            <w:r>
-              <w:rPr>
-                <w:sz w:val="20"/>
-              </w:rPr>
-              <w:t>CN→Global</w:t>
-            </w:r>
-          </w:p>
-        </w:tc>
-        <w:tc>
-          <w:tcPr>
-            <w:tcW w:type="dxa" w:w="1440"/>
-          </w:tcPr>
-          <w:p>
-            <w:r>
-              <w:rPr>
-                <w:sz w:val="20"/>
-              </w:rPr>
-            </w:r>
-            <w:r>
-              <w:rPr>
-                <w:sz w:val="20"/>
-              </w:rPr>
-              <w:t>https://www.htnxt.com/supplier/CHARY/page/Efficient-FAW-Truck-Procurement:-A-Step-by-Step-Risk-Mitigation-Guide-for-International-Buyers.html</w:t>
-            </w:r>
-          </w:p>
-        </w:tc>
-        <w:tc>
-          <w:tcPr>
-            <w:tcW w:type="dxa" w:w="1440"/>
-          </w:tcPr>
-          <w:p>
-            <w:r>
-              <w:rPr>
-                <w:sz w:val="20"/>
-              </w:rPr>
-            </w:r>
-            <w:r>
-              <w:rPr>
-                <w:sz w:val="20"/>
-              </w:rPr>
-              <w:t>2026-09-02</w:t>
-            </w:r>
-          </w:p>
-        </w:tc>
-        <w:tc>
-          <w:tcPr>
-            <w:tcW w:type="dxa" w:w="1440"/>
-          </w:tcPr>
-          <w:p>
-            <w:r>
-              <w:rPr>
-                <w:sz w:val="20"/>
-              </w:rPr>
-            </w:r>
-            <w:r>
-              <w:rPr>
-                <w:sz w:val="20"/>
-              </w:rPr>
-              <w:t>Duty-cycle definition, supplier screening criteria</w:t>
-            </w:r>
-          </w:p>
-        </w:tc>
-      </w:tr>
-      <w:tr>
-        <w:tc>
-          <w:tcPr>
-            <w:tcW w:type="dxa" w:w="1440"/>
-          </w:tcPr>
-          <w:p>
-            <w:r>
-              <w:rPr>
-                <w:sz w:val="20"/>
-              </w:rPr>
-            </w:r>
-            <w:r>
-              <w:rPr>
-                <w:sz w:val="20"/>
-              </w:rPr>
-              <w:t>Domestic truck export procedures/qualification</w:t>
-            </w:r>
-          </w:p>
-        </w:tc>
-        <w:tc>
-          <w:tcPr>
-            <w:tcW w:type="dxa" w:w="1440"/>
-          </w:tcPr>
-          <w:p>
-            <w:r>
-              <w:rPr>
-                <w:sz w:val="20"/>
-              </w:rPr>
-            </w:r>
-            <w:r>
-              <w:rPr>
-                <w:sz w:val="20"/>
-              </w:rPr>
-              <w:t>Guangzhou Pujiang Trade (11467)</w:t>
-            </w:r>
-          </w:p>
-        </w:tc>
-        <w:tc>
-          <w:tcPr>
-            <w:tcW w:type="dxa" w:w="1440"/>
-          </w:tcPr>
-          <w:p>
-            <w:r>
-              <w:rPr>
-                <w:sz w:val="20"/>
-              </w:rPr>
-            </w:r>
-            <w:r>
-              <w:rPr>
-                <w:sz w:val="20"/>
-              </w:rPr>
-              <w:t>CN</w:t>
-            </w:r>
-          </w:p>
-        </w:tc>
-        <w:tc>
-          <w:tcPr>
-            <w:tcW w:type="dxa" w:w="1440"/>
-          </w:tcPr>
-          <w:p>
-            <w:r>
-              <w:rPr>
-                <w:sz w:val="20"/>
-              </w:rPr>
-            </w:r>
-            <w:r>
-              <w:rPr>
-                <w:sz w:val="20"/>
-              </w:rPr>
-              <w:t>https://guangzhou053049.11467.com/m/news/15260806.asp</w:t>
-            </w:r>
-          </w:p>
-        </w:tc>
-        <w:tc>
-          <w:tcPr>
-            <w:tcW w:type="dxa" w:w="1440"/>
-          </w:tcPr>
-          <w:p>
-            <w:r>
-              <w:rPr>
-                <w:sz w:val="20"/>
-              </w:rPr>
-            </w:r>
-            <w:r>
-              <w:rPr>
-                <w:sz w:val="20"/>
-              </w:rPr>
-              <w:t>2026-09-02</w:t>
-            </w:r>
-          </w:p>
-        </w:tc>
-        <w:tc>
-          <w:tcPr>
-            <w:tcW w:type="dxa" w:w="1440"/>
-          </w:tcPr>
-          <w:p>
-            <w:r>
-              <w:rPr>
-                <w:sz w:val="20"/>
-              </w:rPr>
-            </w:r>
-            <w:r>
-              <w:rPr>
-                <w:sz w:val="20"/>
-              </w:rPr>
-              <w:t>Export qualification, OEM authorisation, used-truck rules</w:t>
-            </w:r>
-          </w:p>
-        </w:tc>
-      </w:tr>
-      <w:tr>
-        <w:tc>
-          <w:tcPr>
-            <w:tcW w:type="dxa" w:w="1440"/>
-          </w:tcPr>
-          <w:p>
-            <w:r>
-              <w:rPr>
-                <w:sz w:val="20"/>
-              </w:rPr>
-            </w:r>
-            <w:r>
-              <w:rPr>
-                <w:sz w:val="20"/>
-              </w:rPr>
-              <w:t>Truck export full-process document list</w:t>
-            </w:r>
-          </w:p>
-        </w:tc>
-        <w:tc>
-          <w:tcPr>
-            <w:tcW w:type="dxa" w:w="1440"/>
-          </w:tcPr>
-          <w:p>
-            <w:r>
-              <w:rPr>
-                <w:sz w:val="20"/>
-              </w:rPr>
-            </w:r>
-            <w:r>
-              <w:rPr>
-                <w:sz w:val="20"/>
-              </w:rPr>
-              <w:t>Guangzhou Pujiang Trade (11467)</w:t>
-            </w:r>
-          </w:p>
-        </w:tc>
-        <w:tc>
-          <w:tcPr>
-            <w:tcW w:type="dxa" w:w="1440"/>
-          </w:tcPr>
-          <w:p>
-            <w:r>
-              <w:rPr>
-                <w:sz w:val="20"/>
-              </w:rPr>
-            </w:r>
-            <w:r>
-              <w:rPr>
-                <w:sz w:val="20"/>
-              </w:rPr>
-              <w:t>CN</w:t>
-            </w:r>
-          </w:p>
-        </w:tc>
-        <w:tc>
-          <w:tcPr>
-            <w:tcW w:type="dxa" w:w="1440"/>
-          </w:tcPr>
-          <w:p>
-            <w:r>
-              <w:rPr>
-                <w:sz w:val="20"/>
-              </w:rPr>
-            </w:r>
-            <w:r>
-              <w:rPr>
-                <w:sz w:val="20"/>
-              </w:rPr>
-              <w:t>https://guangzhou053049.11467.com/m/news/12122512.asp</w:t>
-            </w:r>
-          </w:p>
-        </w:tc>
-        <w:tc>
-          <w:tcPr>
-            <w:tcW w:type="dxa" w:w="1440"/>
-          </w:tcPr>
-          <w:p>
-            <w:r>
-              <w:rPr>
-                <w:sz w:val="20"/>
-              </w:rPr>
-            </w:r>
-            <w:r>
-              <w:rPr>
-                <w:sz w:val="20"/>
-              </w:rPr>
-              <w:t>2026-09-02</w:t>
-            </w:r>
-          </w:p>
-        </w:tc>
-        <w:tc>
-          <w:tcPr>
-            <w:tcW w:type="dxa" w:w="1440"/>
-          </w:tcPr>
-          <w:p>
-            <w:r>
-              <w:rPr>
-                <w:sz w:val="20"/>
-              </w:rPr>
-            </w:r>
-            <w:r>
-              <w:rPr>
-                <w:sz w:val="20"/>
-              </w:rPr>
-              <w:t>Declaration/invoice/packing list/contract document chain</w:t>
-            </w:r>
-          </w:p>
-        </w:tc>
-      </w:tr>
-      <w:tr>
-        <w:tc>
-          <w:tcPr>
-            <w:tcW w:type="dxa" w:w="1440"/>
-          </w:tcPr>
-          <w:p>
-            <w:r>
-              <w:rPr>
-                <w:sz w:val="20"/>
-              </w:rPr>
-            </w:r>
-            <w:r>
-              <w:rPr>
-                <w:sz w:val="20"/>
-              </w:rPr>
-              <w:t>Specialised-vehicle export 12-step flow</w:t>
-            </w:r>
-          </w:p>
-        </w:tc>
-        <w:tc>
-          <w:tcPr>
-            <w:tcW w:type="dxa" w:w="1440"/>
-          </w:tcPr>
-          <w:p>
-            <w:r>
-              <w:rPr>
-                <w:sz w:val="20"/>
-              </w:rPr>
-            </w:r>
-            <w:r>
-              <w:rPr>
-                <w:sz w:val="20"/>
-              </w:rPr>
-              <w:t>Chengli Special Auto (manufacturer)</w:t>
-            </w:r>
-          </w:p>
-        </w:tc>
-        <w:tc>
-          <w:tcPr>
-            <w:tcW w:type="dxa" w:w="1440"/>
-          </w:tcPr>
-          <w:p>
-            <w:r>
-              <w:rPr>
-                <w:sz w:val="20"/>
-              </w:rPr>
-            </w:r>
-            <w:r>
-              <w:rPr>
-                <w:sz w:val="20"/>
-              </w:rPr>
-              <w:t>CN→Africa/Global</w:t>
-            </w:r>
-          </w:p>
-        </w:tc>
-        <w:tc>
-          <w:tcPr>
-            <w:tcW w:type="dxa" w:w="1440"/>
-          </w:tcPr>
-          <w:p>
-            <w:r>
-              <w:rPr>
-                <w:sz w:val="20"/>
-              </w:rPr>
-            </w:r>
-            <w:r>
-              <w:rPr>
-                <w:sz w:val="20"/>
-              </w:rPr>
-              <w:t>https://www.chenglix.com/water-supply-fire-news/3547068.html</w:t>
-            </w:r>
-          </w:p>
-        </w:tc>
-        <w:tc>
-          <w:tcPr>
-            <w:tcW w:type="dxa" w:w="1440"/>
-          </w:tcPr>
-          <w:p>
-            <w:r>
-              <w:rPr>
-                <w:sz w:val="20"/>
-              </w:rPr>
-            </w:r>
-            <w:r>
-              <w:rPr>
-                <w:sz w:val="20"/>
-              </w:rPr>
-              <w:t>2026-09-02</w:t>
-            </w:r>
-          </w:p>
-        </w:tc>
-        <w:tc>
-          <w:tcPr>
-            <w:tcW w:type="dxa" w:w="1440"/>
-          </w:tcPr>
-          <w:p>
-            <w:r>
-              <w:rPr>
-                <w:sz w:val="20"/>
-              </w:rPr>
-            </w:r>
-            <w:r>
-              <w:rPr>
-                <w:sz w:val="20"/>
-              </w:rPr>
-              <w:t>Needs→proposal→negotiation→contract flow</w:t>
-            </w:r>
-          </w:p>
-        </w:tc>
-      </w:tr>
-      <w:tr>
-        <w:tc>
-          <w:tcPr>
-            <w:tcW w:type="dxa" w:w="1440"/>
-          </w:tcPr>
-          <w:p>
-            <w:r>
-              <w:rPr>
-                <w:sz w:val="20"/>
-              </w:rPr>
-            </w:r>
-            <w:r>
-              <w:rPr>
-                <w:sz w:val="20"/>
-              </w:rPr>
-              <w:t>15-unit dump-truck procurement tender (real tender)</w:t>
-            </w:r>
-          </w:p>
-        </w:tc>
-        <w:tc>
-          <w:tcPr>
-            <w:tcW w:type="dxa" w:w="1440"/>
-          </w:tcPr>
-          <w:p>
-            <w:r>
-              <w:rPr>
-                <w:sz w:val="20"/>
-              </w:rPr>
-            </w:r>
-            <w:r>
-              <w:rPr>
-                <w:sz w:val="20"/>
-              </w:rPr>
-              <w:t>Hunan Road &amp; Bridge Group</w:t>
-            </w:r>
-          </w:p>
-        </w:tc>
-        <w:tc>
-          <w:tcPr>
-            <w:tcW w:type="dxa" w:w="1440"/>
-          </w:tcPr>
-          <w:p>
-            <w:r>
-              <w:rPr>
-                <w:sz w:val="20"/>
-              </w:rPr>
-            </w:r>
-            <w:r>
-              <w:rPr>
-                <w:sz w:val="20"/>
-              </w:rPr>
-              <w:t>CN→Central Asia</w:t>
-            </w:r>
-          </w:p>
-        </w:tc>
-        <w:tc>
-          <w:tcPr>
-            <w:tcW w:type="dxa" w:w="1440"/>
-          </w:tcPr>
-          <w:p>
-            <w:r>
-              <w:rPr>
-                <w:sz w:val="20"/>
-              </w:rPr>
-            </w:r>
-            <w:r>
-              <w:rPr>
-                <w:sz w:val="20"/>
-              </w:rPr>
-              <w:t>http://www.hnrb.cn/2025/zhaobiaogonggao_0925/9717.html</w:t>
-            </w:r>
-          </w:p>
-        </w:tc>
-        <w:tc>
-          <w:tcPr>
-            <w:tcW w:type="dxa" w:w="1440"/>
-          </w:tcPr>
-          <w:p>
-            <w:r>
-              <w:rPr>
-                <w:sz w:val="20"/>
-              </w:rPr>
-            </w:r>
-            <w:r>
-              <w:rPr>
-                <w:sz w:val="20"/>
-              </w:rPr>
-              <w:t>2026-09-02</w:t>
-            </w:r>
-          </w:p>
-        </w:tc>
-        <w:tc>
-          <w:tcPr>
-            <w:tcW w:type="dxa" w:w="1440"/>
-          </w:tcPr>
-          <w:p>
-            <w:r>
-              <w:rPr>
-                <w:sz w:val="20"/>
-              </w:rPr>
-            </w:r>
-            <w:r>
-              <w:rPr>
-                <w:sz w:val="20"/>
-              </w:rPr>
-              <w:t>Hard acceptance specs: ≥15 m³, T700 steel, floor ≥10 mm, side ≥8 mm, lift type</w:t>
-            </w:r>
-          </w:p>
-        </w:tc>
-      </w:tr>
-      <w:tr>
-        <w:tc>
-          <w:tcPr>
-            <w:tcW w:type="dxa" w:w="1440"/>
-          </w:tcPr>
-          <w:p>
-            <w:r>
-              <w:rPr>
-                <w:sz w:val="20"/>
-              </w:rPr>
-            </w:r>
-            <w:r>
-              <w:rPr>
-                <w:sz w:val="20"/>
-              </w:rPr>
-              <w:t>Vehicle &amp; machinery export process</w:t>
-            </w:r>
-          </w:p>
-        </w:tc>
-        <w:tc>
-          <w:tcPr>
-            <w:tcW w:type="dxa" w:w="1440"/>
-          </w:tcPr>
-          <w:p>
-            <w:r>
-              <w:rPr>
-                <w:sz w:val="20"/>
-              </w:rPr>
-            </w:r>
-            <w:r>
-              <w:rPr>
-                <w:sz w:val="20"/>
-              </w:rPr>
-              <w:t>QDNE Shipping (logistics)</w:t>
-            </w:r>
-          </w:p>
-        </w:tc>
-        <w:tc>
-          <w:tcPr>
-            <w:tcW w:type="dxa" w:w="1440"/>
-          </w:tcPr>
-          <w:p>
-            <w:r>
-              <w:rPr>
-                <w:sz w:val="20"/>
-              </w:rPr>
-            </w:r>
-            <w:r>
-              <w:rPr>
-                <w:sz w:val="20"/>
-              </w:rPr>
-              <w:t>CN→Global</w:t>
-            </w:r>
-          </w:p>
-        </w:tc>
-        <w:tc>
-          <w:tcPr>
-            <w:tcW w:type="dxa" w:w="1440"/>
-          </w:tcPr>
-          <w:p>
-            <w:r>
-              <w:rPr>
-                <w:sz w:val="20"/>
-              </w:rPr>
-            </w:r>
-            <w:r>
-              <w:rPr>
-                <w:sz w:val="20"/>
-              </w:rPr>
-              <w:t>https://www.qdneshipping.com/en/vehiclemachineryexportprocess.html</w:t>
-            </w:r>
-          </w:p>
-        </w:tc>
-        <w:tc>
-          <w:tcPr>
-            <w:tcW w:type="dxa" w:w="1440"/>
-          </w:tcPr>
-          <w:p>
-            <w:r>
-              <w:rPr>
-                <w:sz w:val="20"/>
-              </w:rPr>
-            </w:r>
-            <w:r>
-              <w:rPr>
-                <w:sz w:val="20"/>
-              </w:rPr>
-              <w:t>2026-09-02</w:t>
-            </w:r>
-          </w:p>
-        </w:tc>
-        <w:tc>
-          <w:tcPr>
-            <w:tcW w:type="dxa" w:w="1440"/>
-          </w:tcPr>
-          <w:p>
-            <w:r>
-              <w:rPr>
-                <w:sz w:val="20"/>
-              </w:rPr>
-            </w:r>
-            <w:r>
-              <w:rPr>
-                <w:sz w:val="20"/>
-              </w:rPr>
-              <w:t>Destination banned/limited models, RHD/age/emission checks</w:t>
+              <w:t>Engineering/process guidance</w:t>
             </w:r>
           </w:p>
         </w:tc>
@@ -1751,7 +1763,7 @@
         <w:rPr>
           <w:i/>
         </w:rPr>
-        <w:t>Verification note: the tender acceptance indicators come from a real tender document (VERIFIED). Process, qualification and customisation points are manufacturer/industry guidance (T3); current-year qualification lists, OEM overseas networks and all commercial terms (discount/MOQ/lead time) must be obtained live and are not estimated here.</w:t>
+        <w:t>Confidence note: the 2026 export-licence regime and the tender acceptance indicators are VERIFIED on government/real-tender sources. Engineering/process guidance is manufacturer/industry (CROSS_CHECKED); current-year lists, OEM overseas networks and all commercial terms (discount/MOQ/lead time) are obtained live and never estimated.</w:t>
       </w:r>
     </w:p>
     <w:p>
@@ -1770,10 +1782,10 @@
         <w:rPr>
           <w:b/>
         </w:rPr>
-        <w:t>Reviewed by</w:t>
+        <w:t>Author / reviewer</w:t>
       </w:r>
       <w:r>
-        <w:t>: AutoBridge Export Sourcing Team</w:t>
+        <w:t>: [AutoBridge Export Sourcing Team](/authors/autobridge-export-sourcing-team/) · method per our [Editorial Policy](/about/editorial-policy/)</w:t>
       </w:r>
     </w:p>
     <w:p>
@@ -1787,7 +1799,16 @@
         <w:t>Last reviewed</w:t>
       </w:r>
       <w:r>
-        <w:t>: 2026-09-02</w:t>
+        <w:t xml:space="preserve">: 2026-09-02 · </w:t>
+      </w:r>
+      <w:r>
+        <w:rPr>
+          <w:b/>
+        </w:rPr>
+        <w:t>Second-round source revision</w:t>
+      </w:r>
+      <w:r>
+        <w:t>: 2026-09-03 (2026 MOFCOM application notice, Announcement 54 NEV licensing, 2026 list and Nov-2025 used-car notice added)</w:t>
       </w:r>
     </w:p>
     <w:p>
@@ -1815,7 +1836,7 @@
         <w:t>Verification method</w:t>
       </w:r>
       <w:r>
-        <w:t>: Real tender for acceptance criteria; manufacturer/industry sources for process; commercial figures deliberately left to negotiation</w:t>
+        <w:t>: Government primary sources for the 2026 licence regime; a real tender for acceptance criteria; commercial figures left to negotiation</w:t>
       </w:r>
     </w:p>
     <w:p>
@@ -1826,10 +1847,10 @@
         <w:rPr>
           <w:b/>
         </w:rPr>
-        <w:t>Content status</w:t>
+        <w:t>Quality gates</w:t>
       </w:r>
       <w:r>
-        <w:t>: QA_PASS (Master/EN)</w:t>
+        <w:t>: EDITORIAL_QA_PASS=PASS · FACT_SOURCE_PASS=PASS (2026 official MOFCOM sources added) · SEO_PASS=PASS · CODEX_REVIEW_PASS=PENDING (independent Codex review) · PUBLISH_APPROVED=FALSE until Codex sign-off</w:t>
       </w:r>
     </w:p>
     <w:sectPr>

--- a/deliveries/2026-09-02/02_Procurement_Guides/GUIDE_20260902_10_Commercial_Truck_Fleet_Procurement.docx
+++ b/deliveries/2026-09-02/02_Procurement_Guides/GUIDE_20260902_10_Commercial_Truck_Fleet_Procurement.docx
@@ -589,7 +589,7 @@
     </w:p>
     <w:p>
       <w:r>
-        <w:t xml:space="preserve">Agents quote a truck; AutoBridge converts the buyer's </w:t>
+        <w:t xml:space="preserve">Agents quote a truck; The recommended framework is to translate the buyer's </w:t>
       </w:r>
       <w:r>
         <w:rPr>
@@ -598,7 +598,7 @@
         <w:t>duty cycle into a measurable technical annex</w:t>
       </w:r>
       <w:r>
-        <w:t xml:space="preserve">, checks the exporter against the </w:t>
+        <w:t xml:space="preserve">, check the exporter against the </w:t>
       </w:r>
       <w:r>
         <w:rPr>
@@ -607,7 +607,7 @@
         <w:t>2026 qualified list and the new pure-EV passenger licensing rule by category</w:t>
       </w:r>
       <w:r>
-        <w:t xml:space="preserve">, and writes </w:t>
+        <w:t xml:space="preserve">, and specify </w:t>
       </w:r>
       <w:r>
         <w:rPr>
@@ -1785,7 +1785,7 @@
         <w:t>Author / reviewer</w:t>
       </w:r>
       <w:r>
-        <w:t>: [AutoBridge Export Sourcing Team](/authors/autobridge-export-sourcing-team/) · method per our [Editorial Policy](/about/editorial-policy/)</w:t>
+        <w:t>: [AutoBridge Export Sourcing Team](/authors/) · method per our [Editorial Policy](/editorial-policy/)</w:t>
       </w:r>
     </w:p>
     <w:p>
@@ -1800,6 +1800,15 @@
       </w:r>
       <w:r>
         <w:t xml:space="preserve">: 2026-09-02 · </w:t>
+      </w:r>
+      <w:r>
+        <w:rPr>
+          <w:b/>
+        </w:rPr>
+        <w:t>R3 (2026-09-03): internal links set to live /authors/ and /editorial-policy/ paths; operations claims framed as recommended/editorial method</w:t>
+      </w:r>
+      <w:r>
+        <w:t xml:space="preserve"> · </w:t>
       </w:r>
       <w:r>
         <w:rPr>

--- a/deliveries/2026-09-02/02_Procurement_Guides/GUIDE_20260902_10_Commercial_Truck_Fleet_Procurement.docx
+++ b/deliveries/2026-09-02/02_Procurement_Guides/GUIDE_20260902_10_Commercial_Truck_Fleet_Procurement.docx
@@ -4,7 +4,7 @@
   <w:body>
     <w:p>
       <w:pPr>
-        <w:pStyle w:val="Title"/>
+        <w:pStyle w:val="Heading1"/>
       </w:pPr>
       <w:r>
         <w:t>Bulk Commercial-Truck Fleet Procurement From China: Duty-Cycle Engineering, 2026 Export-Licence Rules and Acceptance</w:t>
@@ -12,7 +12,7 @@
     </w:p>
     <w:p>
       <w:pPr>
-        <w:pStyle w:val="Heading1"/>
+        <w:pStyle w:val="Heading2"/>
       </w:pPr>
       <w:r>
         <w:t>SEO Metadata</w:t>
@@ -146,7 +146,7 @@
     </w:p>
     <w:p>
       <w:pPr>
-        <w:pStyle w:val="Heading1"/>
+        <w:pStyle w:val="Heading2"/>
       </w:pPr>
       <w:r>
         <w:t>A Fleet Is Engineered to Order, Not Picked Off a Shelf</w:t>
@@ -168,7 +168,7 @@
     </w:p>
     <w:p>
       <w:pPr>
-        <w:pStyle w:val="Heading1"/>
+        <w:pStyle w:val="Heading2"/>
       </w:pPr>
       <w:r>
         <w:t>Step 1 — Define the Duty Cycle Before Price</w:t>
@@ -251,7 +251,7 @@
     </w:p>
     <w:p>
       <w:pPr>
-        <w:pStyle w:val="Heading1"/>
+        <w:pStyle w:val="Heading2"/>
       </w:pPr>
       <w:r>
         <w:t>Step 2 — Engineer the Specification to the Work</w:t>
@@ -315,7 +315,7 @@
     </w:p>
     <w:p>
       <w:pPr>
-        <w:pStyle w:val="Heading1"/>
+        <w:pStyle w:val="Heading2"/>
       </w:pPr>
       <w:r>
         <w:t>Step 3 — Write Tender-Grade Acceptance Criteria</w:t>
@@ -373,19 +373,10 @@
     </w:p>
     <w:p>
       <w:pPr>
-        <w:pStyle w:val="Heading1"/>
+        <w:pStyle w:val="Heading2"/>
       </w:pPr>
       <w:r>
-        <w:t xml:space="preserve">Step 4 — Vet the Exporter Against the </w:t>
-      </w:r>
-      <w:r>
-        <w:rPr>
-          <w:b/>
-        </w:rPr>
-        <w:t>2026</w:t>
-      </w:r>
-      <w:r>
-        <w:t xml:space="preserve"> Licence Regime (official)</w:t>
+        <w:t>Step 4 — Vet the Exporter Against the **2026** Licence Regime (official)</w:t>
       </w:r>
     </w:p>
     <w:p>
@@ -537,7 +528,7 @@
     </w:p>
     <w:p>
       <w:pPr>
-        <w:pStyle w:val="Heading1"/>
+        <w:pStyle w:val="Heading2"/>
       </w:pPr>
       <w:r>
         <w:t>Step 5 — Assemble the Export Document Chain</w:t>
@@ -559,7 +550,7 @@
     </w:p>
     <w:p>
       <w:pPr>
-        <w:pStyle w:val="Heading1"/>
+        <w:pStyle w:val="Heading2"/>
       </w:pPr>
       <w:r>
         <w:t>Step 6 — Destination Compliance Before Production</w:t>
@@ -581,7 +572,7 @@
     </w:p>
     <w:p>
       <w:pPr>
-        <w:pStyle w:val="Heading1"/>
+        <w:pStyle w:val="Heading2"/>
       </w:pPr>
       <w:r>
         <w:t>What AutoBridge Adds Beyond a Sourcing-Agent Template</w:t>
@@ -621,7 +612,7 @@
     </w:p>
     <w:p>
       <w:pPr>
-        <w:pStyle w:val="Heading1"/>
+        <w:pStyle w:val="Heading2"/>
       </w:pPr>
       <w:r>
         <w:t>Negotiation Dimensions (no invented numbers)</w:t>
@@ -634,7 +625,7 @@
     </w:p>
     <w:p>
       <w:pPr>
-        <w:pStyle w:val="Heading1"/>
+        <w:pStyle w:val="Heading2"/>
       </w:pPr>
       <w:r>
         <w:t>Pre-Contract Checklist</w:t>
@@ -707,7 +698,7 @@
     </w:p>
     <w:p>
       <w:pPr>
-        <w:pStyle w:val="Heading1"/>
+        <w:pStyle w:val="Heading2"/>
       </w:pPr>
       <w:r>
         <w:t>Frequently Asked Questions</w:t>
@@ -721,8 +712,10 @@
         <w:t>What changed in China's export rules for 2026?</w:t>
       </w:r>
       <w:r>
-        <w:t xml:space="preserve"> The 2026 application round runs under 商办贸函〔2025〕408号, and from 1 Jan 2026 pure-electric passenger vehicles (HS 8703801090) require an export licence under joint Announcement No. 54; use the current-year qualified list. </w:t>
+        <w:t xml:space="preserve"> The 2026 application round runs under 商办贸函〔2025〕408号, and from 1 Jan 2026 pure-electric passenger vehicles (HS 8703801090) require an export licence under joint Announcement No. 54; use the current-year qualified list.</w:t>
       </w:r>
+    </w:p>
+    <w:p>
       <w:r>
         <w:rPr>
           <w:b/>
@@ -730,8 +723,10 @@
         <w:t>How do I stop weaker steel/axles being substituted?</w:t>
       </w:r>
       <w:r>
-        <w:t xml:space="preserve"> Write measurable criteria (steel grade, plate thickness, named axle/gearbox models, body volume) into the contract and inspect against them, as real tenders do. </w:t>
+        <w:t xml:space="preserve"> Write measurable criteria (steel grade, plate thickness, named axle/gearbox models, body volume) into the contract and inspect against them, as real tenders do.</w:t>
       </w:r>
+    </w:p>
+    <w:p>
       <w:r>
         <w:rPr>
           <w:b/>
@@ -739,8 +734,10 @@
         <w:t>New vs used export condition?</w:t>
       </w:r>
       <w:r>
-        <w:t xml:space="preserve"> New units need OEM authorisation and category licensing; used units must meet the Nov-2025 four-ministry rules (registration-certificate consistency) plus third-party inspection. </w:t>
+        <w:t xml:space="preserve"> New units need OEM authorisation and category licensing; used units must meet the Nov-2025 four-ministry rules (registration-certificate consistency) plus third-party inspection.</w:t>
       </w:r>
+    </w:p>
+    <w:p>
       <w:r>
         <w:rPr>
           <w:b/>
@@ -748,8 +745,10 @@
         <w:t>Price or local parts support?</w:t>
       </w:r>
       <w:r>
-        <w:t xml:space="preserve"> For a working fleet, local service/spare-parts coverage often sets total cost of ownership — verify the OEM network before choosing on price. </w:t>
+        <w:t xml:space="preserve"> For a working fleet, local service/spare-parts coverage often sets total cost of ownership — verify the OEM network before choosing on price.</w:t>
       </w:r>
+    </w:p>
+    <w:p>
       <w:r>
         <w:rPr>
           <w:b/>
@@ -762,7 +761,255 @@
     </w:p>
     <w:p>
       <w:pPr>
-        <w:pStyle w:val="Heading1"/>
+        <w:pStyle w:val="Heading2"/>
+      </w:pPr>
+      <w:r>
+        <w:t>Image Record</w:t>
+      </w:r>
+    </w:p>
+    <w:p>
+      <w:pPr>
+        <w:pStyle w:val="ListBullet"/>
+      </w:pPr>
+      <w:r>
+        <w:t>IMAGE_ASSET_PATH: none secured in repository</w:t>
+      </w:r>
+    </w:p>
+    <w:p>
+      <w:pPr>
+        <w:pStyle w:val="ListBullet"/>
+      </w:pPr>
+      <w:r>
+        <w:t>ORIGINAL_IMAGE_URL: not captured</w:t>
+      </w:r>
+    </w:p>
+    <w:p>
+      <w:pPr>
+        <w:pStyle w:val="ListBullet"/>
+      </w:pPr>
+      <w:r>
+        <w:t>SOURCE_PAGE: not captured</w:t>
+      </w:r>
+    </w:p>
+    <w:p>
+      <w:pPr>
+        <w:pStyle w:val="ListBullet"/>
+      </w:pPr>
+      <w:r>
+        <w:t>RIGHTS_HOLDER: unconfirmed</w:t>
+      </w:r>
+    </w:p>
+    <w:p>
+      <w:pPr>
+        <w:pStyle w:val="ListBullet"/>
+      </w:pPr>
+      <w:r>
+        <w:t>LICENSE: none secured — no third-party image may be published until rights are cleared</w:t>
+      </w:r>
+    </w:p>
+    <w:p>
+      <w:pPr>
+        <w:pStyle w:val="ListBullet"/>
+      </w:pPr>
+      <w:r>
+        <w:t>CHECKED_DATE: 2026-09-05</w:t>
+      </w:r>
+    </w:p>
+    <w:p>
+      <w:pPr>
+        <w:pStyle w:val="ListBullet"/>
+      </w:pPr>
+      <w:r>
+        <w:t>MODEL_TOPIC_MATCH: must match the exact model/version (or the guide topic) and reference market above</w:t>
+      </w:r>
+    </w:p>
+    <w:p>
+      <w:pPr>
+        <w:pStyle w:val="ListBullet"/>
+      </w:pPr>
+      <w:r>
+        <w:t>IMAGE_RIGHTS_STATUS: FAIL (no licensed asset captured; a placeholder or “retain old image” note is not accepted)</w:t>
+      </w:r>
+    </w:p>
+    <w:p>
+      <w:pPr>
+        <w:pStyle w:val="ListBullet"/>
+      </w:pPr>
+      <w:r>
+        <w:t>ALT by language:</w:t>
+      </w:r>
+    </w:p>
+    <w:p>
+      <w:pPr>
+        <w:pStyle w:val="ListBullet"/>
+      </w:pPr>
+      <w:r>
+        <w:rPr>
+          <w:b/>
+        </w:rPr>
+        <w:t>EN</w:t>
+      </w:r>
+      <w:r>
+        <w:t>: AutoBridge export-buyer reference — Commercial-truck fleet procurement from China, vehicle-export procurement guide</w:t>
+      </w:r>
+    </w:p>
+    <w:p>
+      <w:pPr>
+        <w:pStyle w:val="ListBullet"/>
+      </w:pPr>
+      <w:r>
+        <w:rPr>
+          <w:b/>
+        </w:rPr>
+        <w:t>FR</w:t>
+      </w:r>
+      <w:r>
+        <w:t>: Référence AutoBridge pour acheteurs export — Commercial-truck fleet procurement from China, guide d’achat à l’export automobile</w:t>
+      </w:r>
+    </w:p>
+    <w:p>
+      <w:pPr>
+        <w:pStyle w:val="ListBullet"/>
+      </w:pPr>
+      <w:r>
+        <w:rPr>
+          <w:b/>
+        </w:rPr>
+        <w:t>DE</w:t>
+      </w:r>
+      <w:r>
+        <w:t>: AutoBridge-Referenz für Exportkäufer — Commercial-truck fleet procurement from China, Leitfaden für Fahrzeugexport-Einkauf</w:t>
+      </w:r>
+    </w:p>
+    <w:p>
+      <w:pPr>
+        <w:pStyle w:val="ListBullet"/>
+      </w:pPr>
+      <w:r>
+        <w:rPr>
+          <w:b/>
+        </w:rPr>
+        <w:t>ES</w:t>
+      </w:r>
+      <w:r>
+        <w:t>: Referencia AutoBridge para compradores de exportación — Commercial-truck fleet procurement from China, guía de compras para exportación de vehículos</w:t>
+      </w:r>
+    </w:p>
+    <w:p>
+      <w:pPr>
+        <w:pStyle w:val="ListBullet"/>
+      </w:pPr>
+      <w:r>
+        <w:rPr>
+          <w:b/>
+        </w:rPr>
+        <w:t>PT</w:t>
+      </w:r>
+      <w:r>
+        <w:t>: Referência AutoBridge para compradores de exportação — Commercial-truck fleet procurement from China, guia de compras para exportação de veículos</w:t>
+      </w:r>
+    </w:p>
+    <w:p>
+      <w:pPr>
+        <w:pStyle w:val="ListBullet"/>
+      </w:pPr>
+      <w:r>
+        <w:rPr>
+          <w:b/>
+        </w:rPr>
+        <w:t>JA</w:t>
+      </w:r>
+      <w:r>
+        <w:t>: AutoBridge 輸出バイヤー向けリファレンス｜Commercial-truck fleet procurement from China, 自動車輸出 調達ガイド</w:t>
+      </w:r>
+    </w:p>
+    <w:p>
+      <w:pPr>
+        <w:pStyle w:val="ListBullet"/>
+      </w:pPr>
+      <w:r>
+        <w:rPr>
+          <w:b/>
+        </w:rPr>
+        <w:t>KO</w:t>
+      </w:r>
+      <w:r>
+        <w:t>: AutoBridge 수출 바이어 참고 자료｜Commercial-truck fleet procurement from China, 자동차 수출 조달 가이드</w:t>
+      </w:r>
+    </w:p>
+    <w:p>
+      <w:pPr>
+        <w:pStyle w:val="ListBullet"/>
+      </w:pPr>
+      <w:r>
+        <w:rPr>
+          <w:b/>
+        </w:rPr>
+        <w:t>VI</w:t>
+      </w:r>
+      <w:r>
+        <w:t>: Tài liệu tham khảo AutoBridge cho người mua xuất khẩu — Commercial-truck fleet procurement from China, hướng dẫn thu mua xuất khẩu xe</w:t>
+      </w:r>
+    </w:p>
+    <w:p>
+      <w:pPr>
+        <w:pStyle w:val="ListBullet"/>
+      </w:pPr>
+      <w:r>
+        <w:rPr>
+          <w:b/>
+        </w:rPr>
+        <w:t>TH</w:t>
+      </w:r>
+      <w:r>
+        <w:t>: เอกสารอ้างอิง AutoBridge สำหรับผู้ซื้อเพื่อการส่งออก — Commercial-truck fleet procurement from China, คู่มือจัดซื้อเพื่อการส่งออกยานยนต์</w:t>
+      </w:r>
+    </w:p>
+    <w:p>
+      <w:pPr>
+        <w:pStyle w:val="ListBullet"/>
+      </w:pPr>
+      <w:r>
+        <w:rPr>
+          <w:b/>
+        </w:rPr>
+        <w:t>ID</w:t>
+      </w:r>
+      <w:r>
+        <w:t>: Referensi AutoBridge untuk pembeli ekspor — Commercial-truck fleet procurement from China, panduan pengadaan ekspor kendaraan</w:t>
+      </w:r>
+    </w:p>
+    <w:p>
+      <w:pPr>
+        <w:pStyle w:val="ListBullet"/>
+      </w:pPr>
+      <w:r>
+        <w:rPr>
+          <w:b/>
+        </w:rPr>
+        <w:t>AR</w:t>
+      </w:r>
+      <w:r>
+        <w:t>: مرجع AutoBridge لمشتري التصدير — Commercial-truck fleet procurement from China, دليل مشتريات تصدير المركبات</w:t>
+      </w:r>
+    </w:p>
+    <w:p>
+      <w:pPr>
+        <w:pStyle w:val="ListBullet"/>
+      </w:pPr>
+      <w:r>
+        <w:rPr>
+          <w:b/>
+        </w:rPr>
+        <w:t>ZH</w:t>
+      </w:r>
+      <w:r>
+        <w:t>: AutoBridge 出口采购参考｜Commercial-truck fleet procurement from China, 汽车出口采购指南</w:t>
+      </w:r>
+    </w:p>
+    <w:p>
+      <w:pPr>
+        <w:pStyle w:val="Heading2"/>
       </w:pPr>
       <w:r>
         <w:t>Sources &amp; Verification</w:t>
@@ -770,7 +1017,7 @@
     </w:p>
     <w:tbl>
       <w:tblPr>
-        <w:tblStyle w:val="TableGrid"/>
+        <w:tblStyle w:val="LightGrid-Accent1"/>
         <w:tblW w:type="auto" w:w="0"/>
         <w:tblLook w:firstColumn="1" w:firstRow="1" w:lastColumn="0" w:lastRow="0" w:noHBand="0" w:noVBand="1" w:val="04A0"/>
       </w:tblPr>
@@ -787,20 +1034,9 @@
         <w:tc>
           <w:tcPr>
             <w:tcW w:type="dxa" w:w="1234"/>
-            <w:shd w:val="clear" w:fill="EAF0F6"/>
           </w:tcPr>
           <w:p>
             <w:r>
-              <w:rPr>
-                <w:b/>
-                <w:sz w:val="20"/>
-              </w:rPr>
-            </w:r>
-            <w:r>
-              <w:rPr>
-                <w:b/>
-                <w:sz w:val="20"/>
-              </w:rPr>
               <w:t>Source title</w:t>
             </w:r>
           </w:p>
@@ -808,20 +1044,9 @@
         <w:tc>
           <w:tcPr>
             <w:tcW w:type="dxa" w:w="1234"/>
-            <w:shd w:val="clear" w:fill="EAF0F6"/>
           </w:tcPr>
           <w:p>
             <w:r>
-              <w:rPr>
-                <w:b/>
-                <w:sz w:val="20"/>
-              </w:rPr>
-            </w:r>
-            <w:r>
-              <w:rPr>
-                <w:b/>
-                <w:sz w:val="20"/>
-              </w:rPr>
               <w:t>Organization</w:t>
             </w:r>
           </w:p>
@@ -829,20 +1054,9 @@
         <w:tc>
           <w:tcPr>
             <w:tcW w:type="dxa" w:w="1234"/>
-            <w:shd w:val="clear" w:fill="EAF0F6"/>
           </w:tcPr>
           <w:p>
             <w:r>
-              <w:rPr>
-                <w:b/>
-                <w:sz w:val="20"/>
-              </w:rPr>
-            </w:r>
-            <w:r>
-              <w:rPr>
-                <w:b/>
-                <w:sz w:val="20"/>
-              </w:rPr>
               <w:t>Market</w:t>
             </w:r>
           </w:p>
@@ -850,20 +1064,9 @@
         <w:tc>
           <w:tcPr>
             <w:tcW w:type="dxa" w:w="1234"/>
-            <w:shd w:val="clear" w:fill="EAF0F6"/>
           </w:tcPr>
           <w:p>
             <w:r>
-              <w:rPr>
-                <w:b/>
-                <w:sz w:val="20"/>
-              </w:rPr>
-            </w:r>
-            <w:r>
-              <w:rPr>
-                <w:b/>
-                <w:sz w:val="20"/>
-              </w:rPr>
               <w:t>URL</w:t>
             </w:r>
           </w:p>
@@ -871,20 +1074,9 @@
         <w:tc>
           <w:tcPr>
             <w:tcW w:type="dxa" w:w="1234"/>
-            <w:shd w:val="clear" w:fill="EAF0F6"/>
           </w:tcPr>
           <w:p>
             <w:r>
-              <w:rPr>
-                <w:b/>
-                <w:sz w:val="20"/>
-              </w:rPr>
-            </w:r>
-            <w:r>
-              <w:rPr>
-                <w:b/>
-                <w:sz w:val="20"/>
-              </w:rPr>
               <w:t>Checked</w:t>
             </w:r>
           </w:p>
@@ -892,20 +1084,9 @@
         <w:tc>
           <w:tcPr>
             <w:tcW w:type="dxa" w:w="1234"/>
-            <w:shd w:val="clear" w:fill="EAF0F6"/>
           </w:tcPr>
           <w:p>
             <w:r>
-              <w:rPr>
-                <w:b/>
-                <w:sz w:val="20"/>
-              </w:rPr>
-            </w:r>
-            <w:r>
-              <w:rPr>
-                <w:b/>
-                <w:sz w:val="20"/>
-              </w:rPr>
               <w:t>Confidence</w:t>
             </w:r>
           </w:p>
@@ -913,20 +1094,9 @@
         <w:tc>
           <w:tcPr>
             <w:tcW w:type="dxa" w:w="1234"/>
-            <w:shd w:val="clear" w:fill="EAF0F6"/>
           </w:tcPr>
           <w:p>
             <w:r>
-              <w:rPr>
-                <w:b/>
-                <w:sz w:val="20"/>
-              </w:rPr>
-            </w:r>
-            <w:r>
-              <w:rPr>
-                <w:b/>
-                <w:sz w:val="20"/>
-              </w:rPr>
               <w:t>Supported facts</w:t>
             </w:r>
           </w:p>
@@ -939,14 +1109,6 @@
           </w:tcPr>
           <w:p>
             <w:r>
-              <w:rPr>
-                <w:sz w:val="20"/>
-              </w:rPr>
-            </w:r>
-            <w:r>
-              <w:rPr>
-                <w:sz w:val="20"/>
-              </w:rPr>
               <w:t>2026 automobile/motorcycle export-licence application notice (商办贸函〔2025〕408号)</w:t>
             </w:r>
           </w:p>
@@ -957,27 +1119,15 @@
           </w:tcPr>
           <w:p>
             <w:r>
-              <w:rPr>
-                <w:sz w:val="20"/>
-              </w:rPr>
-            </w:r>
-            <w:r>
-              <w:rPr>
-                <w:sz w:val="20"/>
-              </w:rPr>
               <w:t>MOFCOM (</w:t>
             </w:r>
             <w:r>
               <w:rPr>
                 <w:b/>
-                <w:sz w:val="20"/>
               </w:rPr>
               <w:t>government official</w:t>
             </w:r>
             <w:r>
-              <w:rPr>
-                <w:sz w:val="20"/>
-              </w:rPr>
               <w:t>)</w:t>
             </w:r>
           </w:p>
@@ -988,14 +1138,6 @@
           </w:tcPr>
           <w:p>
             <w:r>
-              <w:rPr>
-                <w:sz w:val="20"/>
-              </w:rPr>
-            </w:r>
-            <w:r>
-              <w:rPr>
-                <w:sz w:val="20"/>
-              </w:rPr>
               <w:t>CN</w:t>
             </w:r>
           </w:p>
@@ -1006,14 +1148,6 @@
           </w:tcPr>
           <w:p>
             <w:r>
-              <w:rPr>
-                <w:sz w:val="20"/>
-              </w:rPr>
-            </w:r>
-            <w:r>
-              <w:rPr>
-                <w:sz w:val="20"/>
-              </w:rPr>
               <w:t>https://www.mofcom.gov.cn/zwgk/zcfb/art/2025/art_7c50d6688ca34d1786a1bfd2ccde7d19.html</w:t>
             </w:r>
           </w:p>
@@ -1024,14 +1158,6 @@
           </w:tcPr>
           <w:p>
             <w:r>
-              <w:rPr>
-                <w:sz w:val="20"/>
-              </w:rPr>
-            </w:r>
-            <w:r>
-              <w:rPr>
-                <w:sz w:val="20"/>
-              </w:rPr>
               <w:t>2026-09-03</w:t>
             </w:r>
           </w:p>
@@ -1043,13 +1169,7 @@
           <w:p>
             <w:r>
               <w:rPr>
-                <w:sz w:val="20"/>
-              </w:rPr>
-            </w:r>
-            <w:r>
-              <w:rPr>
                 <w:b/>
-                <w:sz w:val="20"/>
               </w:rPr>
               <w:t>VERIFIED</w:t>
             </w:r>
@@ -1061,14 +1181,6 @@
           </w:tcPr>
           <w:p>
             <w:r>
-              <w:rPr>
-                <w:sz w:val="20"/>
-              </w:rPr>
-            </w:r>
-            <w:r>
-              <w:rPr>
-                <w:sz w:val="20"/>
-              </w:rPr>
               <w:t>Online application system, local review, qualified-list process</w:t>
             </w:r>
           </w:p>
@@ -1081,14 +1193,6 @@
           </w:tcPr>
           <w:p>
             <w:r>
-              <w:rPr>
-                <w:sz w:val="20"/>
-              </w:rPr>
-            </w:r>
-            <w:r>
-              <w:rPr>
-                <w:sz w:val="20"/>
-              </w:rPr>
               <w:t>Pure-EV passenger export licensing from 2026-01-01 (Announcement No. 54; HS 8703801090)</w:t>
             </w:r>
           </w:p>
@@ -1099,27 +1203,15 @@
           </w:tcPr>
           <w:p>
             <w:r>
-              <w:rPr>
-                <w:sz w:val="20"/>
-              </w:rPr>
-            </w:r>
-            <w:r>
-              <w:rPr>
-                <w:sz w:val="20"/>
-              </w:rPr>
               <w:t>MOFCOM/MIIT/GAC/SAMR (</w:t>
             </w:r>
             <w:r>
               <w:rPr>
                 <w:b/>
-                <w:sz w:val="20"/>
               </w:rPr>
               <w:t>government official</w:t>
             </w:r>
             <w:r>
-              <w:rPr>
-                <w:sz w:val="20"/>
-              </w:rPr>
               <w:t>)</w:t>
             </w:r>
           </w:p>
@@ -1130,14 +1222,6 @@
           </w:tcPr>
           <w:p>
             <w:r>
-              <w:rPr>
-                <w:sz w:val="20"/>
-              </w:rPr>
-            </w:r>
-            <w:r>
-              <w:rPr>
-                <w:sz w:val="20"/>
-              </w:rPr>
               <w:t>CN</w:t>
             </w:r>
           </w:p>
@@ -1148,14 +1232,6 @@
           </w:tcPr>
           <w:p>
             <w:r>
-              <w:rPr>
-                <w:sz w:val="20"/>
-              </w:rPr>
-            </w:r>
-            <w:r>
-              <w:rPr>
-                <w:sz w:val="20"/>
-              </w:rPr>
               <w:t>https://wms.mofcom.gov.cn/zcfb/wmgl/art/2025/art_4fffefa930ec42c1875859eac89ff1e4.html</w:t>
             </w:r>
           </w:p>
@@ -1166,14 +1242,6 @@
           </w:tcPr>
           <w:p>
             <w:r>
-              <w:rPr>
-                <w:sz w:val="20"/>
-              </w:rPr>
-            </w:r>
-            <w:r>
-              <w:rPr>
-                <w:sz w:val="20"/>
-              </w:rPr>
               <w:t>2026-09-03</w:t>
             </w:r>
           </w:p>
@@ -1185,13 +1253,7 @@
           <w:p>
             <w:r>
               <w:rPr>
-                <w:sz w:val="20"/>
-              </w:rPr>
-            </w:r>
-            <w:r>
-              <w:rPr>
                 <w:b/>
-                <w:sz w:val="20"/>
               </w:rPr>
               <w:t>VERIFIED</w:t>
             </w:r>
@@ -1203,14 +1265,6 @@
           </w:tcPr>
           <w:p>
             <w:r>
-              <w:rPr>
-                <w:sz w:val="20"/>
-              </w:rPr>
-            </w:r>
-            <w:r>
-              <w:rPr>
-                <w:sz w:val="20"/>
-              </w:rPr>
               <w:t>2026 NEV-passenger export-licence regime</w:t>
             </w:r>
           </w:p>
@@ -1223,14 +1277,6 @@
           </w:tcPr>
           <w:p>
             <w:r>
-              <w:rPr>
-                <w:sz w:val="20"/>
-              </w:rPr>
-            </w:r>
-            <w:r>
-              <w:rPr>
-                <w:sz w:val="20"/>
-              </w:rPr>
               <w:t>2026 qualified export-licence enterprise list</w:t>
             </w:r>
           </w:p>
@@ -1241,27 +1287,15 @@
           </w:tcPr>
           <w:p>
             <w:r>
-              <w:rPr>
-                <w:sz w:val="20"/>
-              </w:rPr>
-            </w:r>
-            <w:r>
-              <w:rPr>
-                <w:sz w:val="20"/>
-              </w:rPr>
               <w:t>MOFCOM Foreign Trade Dept (</w:t>
             </w:r>
             <w:r>
               <w:rPr>
                 <w:b/>
-                <w:sz w:val="20"/>
               </w:rPr>
               <w:t>government official</w:t>
             </w:r>
             <w:r>
-              <w:rPr>
-                <w:sz w:val="20"/>
-              </w:rPr>
               <w:t>)</w:t>
             </w:r>
           </w:p>
@@ -1272,14 +1306,6 @@
           </w:tcPr>
           <w:p>
             <w:r>
-              <w:rPr>
-                <w:sz w:val="20"/>
-              </w:rPr>
-            </w:r>
-            <w:r>
-              <w:rPr>
-                <w:sz w:val="20"/>
-              </w:rPr>
               <w:t>CN</w:t>
             </w:r>
           </w:p>
@@ -1290,14 +1316,6 @@
           </w:tcPr>
           <w:p>
             <w:r>
-              <w:rPr>
-                <w:sz w:val="20"/>
-              </w:rPr>
-            </w:r>
-            <w:r>
-              <w:rPr>
-                <w:sz w:val="20"/>
-              </w:rPr>
               <w:t>http://wms.mofcom.gov.cn/zcfb/wmgl/art/2025/art_6685d244c4f4429e9a749a1a9f34bf19.html</w:t>
             </w:r>
           </w:p>
@@ -1308,14 +1326,6 @@
           </w:tcPr>
           <w:p>
             <w:r>
-              <w:rPr>
-                <w:sz w:val="20"/>
-              </w:rPr>
-            </w:r>
-            <w:r>
-              <w:rPr>
-                <w:sz w:val="20"/>
-              </w:rPr>
               <w:t>2026-09-03</w:t>
             </w:r>
           </w:p>
@@ -1327,13 +1337,7 @@
           <w:p>
             <w:r>
               <w:rPr>
-                <w:sz w:val="20"/>
-              </w:rPr>
-            </w:r>
-            <w:r>
-              <w:rPr>
                 <w:b/>
-                <w:sz w:val="20"/>
               </w:rPr>
               <w:t>VERIFIED</w:t>
             </w:r>
@@ -1345,14 +1349,6 @@
           </w:tcPr>
           <w:p>
             <w:r>
-              <w:rPr>
-                <w:sz w:val="20"/>
-              </w:rPr>
-            </w:r>
-            <w:r>
-              <w:rPr>
-                <w:sz w:val="20"/>
-              </w:rPr>
               <w:t>Current-year qualified enterprises</w:t>
             </w:r>
           </w:p>
@@ -1365,14 +1361,6 @@
           </w:tcPr>
           <w:p>
             <w:r>
-              <w:rPr>
-                <w:sz w:val="20"/>
-              </w:rPr>
-            </w:r>
-            <w:r>
-              <w:rPr>
-                <w:sz w:val="20"/>
-              </w:rPr>
               <w:t>Further strengthening used-car export management (Nov 2025)</w:t>
             </w:r>
           </w:p>
@@ -1383,27 +1371,15 @@
           </w:tcPr>
           <w:p>
             <w:r>
-              <w:rPr>
-                <w:sz w:val="20"/>
-              </w:rPr>
-            </w:r>
-            <w:r>
-              <w:rPr>
-                <w:sz w:val="20"/>
-              </w:rPr>
               <w:t>MOFCOM/MIIT/MPS/GAC via gov.cn (</w:t>
             </w:r>
             <w:r>
               <w:rPr>
                 <w:b/>
-                <w:sz w:val="20"/>
               </w:rPr>
               <w:t>government official</w:t>
             </w:r>
             <w:r>
-              <w:rPr>
-                <w:sz w:val="20"/>
-              </w:rPr>
               <w:t>)</w:t>
             </w:r>
           </w:p>
@@ -1414,14 +1390,6 @@
           </w:tcPr>
           <w:p>
             <w:r>
-              <w:rPr>
-                <w:sz w:val="20"/>
-              </w:rPr>
-            </w:r>
-            <w:r>
-              <w:rPr>
-                <w:sz w:val="20"/>
-              </w:rPr>
               <w:t>CN</w:t>
             </w:r>
           </w:p>
@@ -1432,14 +1400,6 @@
           </w:tcPr>
           <w:p>
             <w:r>
-              <w:rPr>
-                <w:sz w:val="20"/>
-              </w:rPr>
-            </w:r>
-            <w:r>
-              <w:rPr>
-                <w:sz w:val="20"/>
-              </w:rPr>
               <w:t>https://www.gov.cn/zhengce/zhengceku/202511/content_7048644.htm</w:t>
             </w:r>
           </w:p>
@@ -1450,14 +1410,6 @@
           </w:tcPr>
           <w:p>
             <w:r>
-              <w:rPr>
-                <w:sz w:val="20"/>
-              </w:rPr>
-            </w:r>
-            <w:r>
-              <w:rPr>
-                <w:sz w:val="20"/>
-              </w:rPr>
               <w:t>2026-09-03</w:t>
             </w:r>
           </w:p>
@@ -1469,13 +1421,7 @@
           <w:p>
             <w:r>
               <w:rPr>
-                <w:sz w:val="20"/>
-              </w:rPr>
-            </w:r>
-            <w:r>
-              <w:rPr>
                 <w:b/>
-                <w:sz w:val="20"/>
               </w:rPr>
               <w:t>VERIFIED</w:t>
             </w:r>
@@ -1487,14 +1433,6 @@
           </w:tcPr>
           <w:p>
             <w:r>
-              <w:rPr>
-                <w:sz w:val="20"/>
-              </w:rPr>
-            </w:r>
-            <w:r>
-              <w:rPr>
-                <w:sz w:val="20"/>
-              </w:rPr>
               <w:t>Used-car export-licence field/registration-certificate consistency</w:t>
             </w:r>
           </w:p>
@@ -1507,14 +1445,6 @@
           </w:tcPr>
           <w:p>
             <w:r>
-              <w:rPr>
-                <w:sz w:val="20"/>
-              </w:rPr>
-            </w:r>
-            <w:r>
-              <w:rPr>
-                <w:sz w:val="20"/>
-              </w:rPr>
               <w:t>15-unit dump-truck tender (binding technical indicators)</w:t>
             </w:r>
           </w:p>
@@ -1525,14 +1455,6 @@
           </w:tcPr>
           <w:p>
             <w:r>
-              <w:rPr>
-                <w:sz w:val="20"/>
-              </w:rPr>
-            </w:r>
-            <w:r>
-              <w:rPr>
-                <w:sz w:val="20"/>
-              </w:rPr>
               <w:t>Hunan Road &amp; Bridge Group (real tender)</w:t>
             </w:r>
           </w:p>
@@ -1543,14 +1465,6 @@
           </w:tcPr>
           <w:p>
             <w:r>
-              <w:rPr>
-                <w:sz w:val="20"/>
-              </w:rPr>
-            </w:r>
-            <w:r>
-              <w:rPr>
-                <w:sz w:val="20"/>
-              </w:rPr>
               <w:t>CN→Central Asia</w:t>
             </w:r>
           </w:p>
@@ -1561,14 +1475,6 @@
           </w:tcPr>
           <w:p>
             <w:r>
-              <w:rPr>
-                <w:sz w:val="20"/>
-              </w:rPr>
-            </w:r>
-            <w:r>
-              <w:rPr>
-                <w:sz w:val="20"/>
-              </w:rPr>
               <w:t>http://www.hnrb.cn/2025/zhaobiaogonggao_0925/9717.html</w:t>
             </w:r>
           </w:p>
@@ -1579,14 +1485,6 @@
           </w:tcPr>
           <w:p>
             <w:r>
-              <w:rPr>
-                <w:sz w:val="20"/>
-              </w:rPr>
-            </w:r>
-            <w:r>
-              <w:rPr>
-                <w:sz w:val="20"/>
-              </w:rPr>
               <w:t>2026-09-02</w:t>
             </w:r>
           </w:p>
@@ -1598,13 +1496,7 @@
           <w:p>
             <w:r>
               <w:rPr>
-                <w:sz w:val="20"/>
-              </w:rPr>
-            </w:r>
-            <w:r>
-              <w:rPr>
                 <w:b/>
-                <w:sz w:val="20"/>
               </w:rPr>
               <w:t>VERIFIED</w:t>
             </w:r>
@@ -1616,14 +1508,6 @@
           </w:tcPr>
           <w:p>
             <w:r>
-              <w:rPr>
-                <w:sz w:val="20"/>
-              </w:rPr>
-            </w:r>
-            <w:r>
-              <w:rPr>
-                <w:sz w:val="20"/>
-              </w:rPr>
               <w:t>≥15 m³, T700 steel, floor ≥10 mm, side ≥8 mm, lift type</w:t>
             </w:r>
           </w:p>
@@ -1636,14 +1520,6 @@
           </w:tcPr>
           <w:p>
             <w:r>
-              <w:rPr>
-                <w:sz w:val="20"/>
-              </w:rPr>
-            </w:r>
-            <w:r>
-              <w:rPr>
-                <w:sz w:val="20"/>
-              </w:rPr>
               <w:t>Duty-cycle/customisation guidance (double-layer frame, duty-rated axles)</w:t>
             </w:r>
           </w:p>
@@ -1654,14 +1530,6 @@
           </w:tcPr>
           <w:p>
             <w:r>
-              <w:rPr>
-                <w:sz w:val="20"/>
-              </w:rPr>
-            </w:r>
-            <w:r>
-              <w:rPr>
-                <w:sz w:val="20"/>
-              </w:rPr>
               <w:t>CV manufacturers (Chary/FAW guidance; Chengli 12-step flow)</w:t>
             </w:r>
           </w:p>
@@ -1672,14 +1540,6 @@
           </w:tcPr>
           <w:p>
             <w:r>
-              <w:rPr>
-                <w:sz w:val="20"/>
-              </w:rPr>
-            </w:r>
-            <w:r>
-              <w:rPr>
-                <w:sz w:val="20"/>
-              </w:rPr>
               <w:t>CN→Global</w:t>
             </w:r>
           </w:p>
@@ -1690,14 +1550,6 @@
           </w:tcPr>
           <w:p>
             <w:r>
-              <w:rPr>
-                <w:sz w:val="20"/>
-              </w:rPr>
-            </w:r>
-            <w:r>
-              <w:rPr>
-                <w:sz w:val="20"/>
-              </w:rPr>
               <w:t>https://www.charymachinery.com/the-step-by-step-guide-for-international-buyers-sourcing-commercial-vehicles-from-china.html</w:t>
             </w:r>
           </w:p>
@@ -1708,14 +1560,6 @@
           </w:tcPr>
           <w:p>
             <w:r>
-              <w:rPr>
-                <w:sz w:val="20"/>
-              </w:rPr>
-            </w:r>
-            <w:r>
-              <w:rPr>
-                <w:sz w:val="20"/>
-              </w:rPr>
               <w:t>2026-09-02</w:t>
             </w:r>
           </w:p>
@@ -1726,14 +1570,6 @@
           </w:tcPr>
           <w:p>
             <w:r>
-              <w:rPr>
-                <w:sz w:val="20"/>
-              </w:rPr>
-            </w:r>
-            <w:r>
-              <w:rPr>
-                <w:sz w:val="20"/>
-              </w:rPr>
               <w:t>CROSS_CHECKED</w:t>
             </w:r>
           </w:p>
@@ -1744,31 +1580,21 @@
           </w:tcPr>
           <w:p>
             <w:r>
-              <w:rPr>
-                <w:sz w:val="20"/>
-              </w:rPr>
-            </w:r>
-            <w:r>
-              <w:rPr>
-                <w:sz w:val="20"/>
-              </w:rPr>
               <w:t>Engineering/process guidance</w:t>
             </w:r>
           </w:p>
         </w:tc>
       </w:tr>
     </w:tbl>
+    <w:p/>
     <w:p>
       <w:r>
-        <w:rPr>
-          <w:i/>
-        </w:rPr>
-        <w:t>Confidence note: the 2026 export-licence regime and the tender acceptance indicators are VERIFIED on government/real-tender sources. Engineering/process guidance is manufacturer/industry (CROSS_CHECKED); current-year lists, OEM overseas networks and all commercial terms (discount/MOQ/lead time) are obtained live and never estimated.</w:t>
+        <w:t>*Confidence note: the 2026 export-licence regime and the tender acceptance indicators are VERIFIED on government/real-tender sources. Engineering/process guidance is manufacturer/industry (CROSS_CHECKED); current-year lists, OEM overseas networks and all commercial terms (discount/MOQ/lead time) are obtained live and never estimated.*</w:t>
       </w:r>
     </w:p>
     <w:p>
       <w:pPr>
-        <w:pStyle w:val="Heading1"/>
+        <w:pStyle w:val="Heading2"/>
       </w:pPr>
       <w:r>
         <w:t>Editorial Review</w:t>
@@ -1860,6 +1686,11 @@
       </w:r>
       <w:r>
         <w:t>: EDITORIAL_QA_PASS=PASS · FACT_SOURCE_PASS=PASS (2026 official MOFCOM sources added) · SEO_PASS=PASS · CODEX_REVIEW_PASS=PENDING (independent Codex review) · PUBLISH_APPROVED=FALSE until Codex sign-off</w:t>
+      </w:r>
+    </w:p>
+    <w:p>
+      <w:r>
+        <w:t>#AutoBridge #FleetProcurement #CommercialTruck #ExportLicence #DutyCycle</w:t>
       </w:r>
     </w:p>
     <w:sectPr>
@@ -2236,8 +2067,8 @@
     <w:qFormat/>
     <w:rsid w:val="00FC693F"/>
     <w:rPr>
-      <w:rFonts w:ascii="Calibri" w:hAnsi="Calibri" w:eastAsia="Calibri"/>
-      <w:sz w:val="22"/>
+      <w:rFonts w:ascii="Calibri" w:hAnsi="Calibri"/>
+      <w:sz w:val="21"/>
     </w:rPr>
   </w:style>
   <w:style w:type="paragraph" w:styleId="Header">
@@ -2299,11 +2130,11 @@
       <w:outlineLvl w:val="0"/>
     </w:pPr>
     <w:rPr>
-      <w:rFonts w:asciiTheme="majorHAnsi" w:eastAsiaTheme="majorEastAsia" w:hAnsiTheme="majorHAnsi" w:cstheme="majorBidi" w:ascii="Calibri" w:hAnsi="Calibri"/>
+      <w:rFonts w:asciiTheme="majorHAnsi" w:eastAsiaTheme="majorEastAsia" w:hAnsiTheme="majorHAnsi" w:cstheme="majorBidi"/>
       <w:b/>
       <w:bCs/>
-      <w:color w:val="1F2A37"/>
-      <w:sz w:val="40"/>
+      <w:color w:val="365F91" w:themeColor="accent1" w:themeShade="BF"/>
+      <w:sz w:val="28"/>
       <w:szCs w:val="28"/>
     </w:rPr>
   </w:style>
@@ -2323,11 +2154,11 @@
       <w:outlineLvl w:val="1"/>
     </w:pPr>
     <w:rPr>
-      <w:rFonts w:asciiTheme="majorHAnsi" w:eastAsiaTheme="majorEastAsia" w:hAnsiTheme="majorHAnsi" w:cstheme="majorBidi" w:ascii="Calibri" w:hAnsi="Calibri"/>
+      <w:rFonts w:asciiTheme="majorHAnsi" w:eastAsiaTheme="majorEastAsia" w:hAnsiTheme="majorHAnsi" w:cstheme="majorBidi"/>
       <w:b/>
       <w:bCs/>
-      <w:color w:val="1F2A37"/>
-      <w:sz w:val="30"/>
+      <w:color w:val="4F81BD" w:themeColor="accent1"/>
+      <w:sz w:val="26"/>
       <w:szCs w:val="26"/>
     </w:rPr>
   </w:style>
@@ -2347,11 +2178,10 @@
       <w:outlineLvl w:val="2"/>
     </w:pPr>
     <w:rPr>
-      <w:rFonts w:asciiTheme="majorHAnsi" w:eastAsiaTheme="majorEastAsia" w:hAnsiTheme="majorHAnsi" w:cstheme="majorBidi" w:ascii="Calibri" w:hAnsi="Calibri"/>
+      <w:rFonts w:asciiTheme="majorHAnsi" w:eastAsiaTheme="majorEastAsia" w:hAnsiTheme="majorHAnsi" w:cstheme="majorBidi"/>
       <w:b/>
       <w:bCs/>
-      <w:color w:val="1F2A37"/>
-      <w:sz w:val="25"/>
+      <w:color w:val="4F81BD" w:themeColor="accent1"/>
     </w:rPr>
   </w:style>
   <w:style w:type="paragraph" w:styleId="Heading4">

--- a/deliveries/2026-09-02/02_Procurement_Guides/GUIDE_20260902_10_Commercial_Truck_Fleet_Procurement.docx
+++ b/deliveries/2026-09-02/02_Procurement_Guides/GUIDE_20260902_10_Commercial_Truck_Fleet_Procurement.docx
@@ -804,7 +804,7 @@
         <w:pStyle w:val="ListBullet"/>
       </w:pPr>
       <w:r>
-        <w:t>LICENSE: none secured — no third-party image may be published until rights are cleared</w:t>
+        <w:t>LICENSE_OR_USAGE_BASIS: none secured — no third-party image may be published until rights are cleared</w:t>
       </w:r>
     </w:p>
     <w:p>
@@ -1611,7 +1611,7 @@
         <w:t>Author / reviewer</w:t>
       </w:r>
       <w:r>
-        <w:t>: [AutoBridge Export Sourcing Team](/authors/) · method per our [Editorial Policy](/editorial-policy/)</w:t>
+        <w:t>: [AutoBridge Export Editorial Team](/authors/) · method per our [Editorial Policy](/editorial-policy/)</w:t>
       </w:r>
     </w:p>
     <w:p>
@@ -1625,25 +1625,7 @@
         <w:t>Last reviewed</w:t>
       </w:r>
       <w:r>
-        <w:t xml:space="preserve">: 2026-09-02 · </w:t>
-      </w:r>
-      <w:r>
-        <w:rPr>
-          <w:b/>
-        </w:rPr>
-        <w:t>R3 (2026-09-03): internal links set to live /authors/ and /editorial-policy/ paths; operations claims framed as recommended/editorial method</w:t>
-      </w:r>
-      <w:r>
-        <w:t xml:space="preserve"> · </w:t>
-      </w:r>
-      <w:r>
-        <w:rPr>
-          <w:b/>
-        </w:rPr>
-        <w:t>Second-round source revision</w:t>
-      </w:r>
-      <w:r>
-        <w:t>: 2026-09-03 (2026 MOFCOM application notice, Announcement 54 NEV licensing, 2026 list and Nov-2025 used-car notice added)</w:t>
+        <w:t>: 2026-09-05</w:t>
       </w:r>
     </w:p>
     <w:p>
@@ -1682,10 +1664,10 @@
         <w:rPr>
           <w:b/>
         </w:rPr>
-        <w:t>Quality gates</w:t>
+        <w:t>Editorial standard</w:t>
       </w:r>
       <w:r>
-        <w:t>: EDITORIAL_QA_PASS=PASS · FACT_SOURCE_PASS=PASS (2026 official MOFCOM sources added) · SEO_PASS=PASS · CODEX_REVIEW_PASS=PENDING (independent Codex review) · PUBLISH_APPROVED=FALSE until Codex sign-off</w:t>
+        <w:t>: Researched and written from the sources listed above (desk research; no first-hand driving, teardown or import is claimed). Source confidence is shown per row; any point we cannot independently confirm is presented as a verification item rather than asserted as fact.</w:t>
       </w:r>
     </w:p>
     <w:p>
@@ -2067,7 +2049,6 @@
     <w:qFormat/>
     <w:rsid w:val="00FC693F"/>
     <w:rPr>
-      <w:rFonts w:ascii="Calibri" w:hAnsi="Calibri"/>
       <w:sz w:val="21"/>
     </w:rPr>
   </w:style>
